--- a/промпты.docx
+++ b/промпты.docx
@@ -4,56 +4,283 @@
   <w:body>
     <w:p>
       <w:r>
-        <w:t>Ниже последовательность промптов, которые можно задавать по очереди. Каждый следующий промпт лучше отправлять после того, как предыдущий этап будет полностью сделан и проверен.</w:t>
-      </w:r>
-    </w:p>
-    <w:p>
-      <w:pPr>
-        <w:rPr>
-          <w:b/>
-          <w:bCs/>
-        </w:rPr>
-      </w:pPr>
-      <w:r>
-        <w:rPr>
-          <w:b/>
-          <w:bCs/>
-        </w:rPr>
-        <w:t>Этап 1. Подготовка проекта</w:t>
-      </w:r>
-    </w:p>
-    <w:p>
-      <w:r>
-        <w:rPr>
-          <w:b/>
-          <w:bCs/>
-        </w:rPr>
-        <w:t>Промпт 1</w:t>
-      </w:r>
-    </w:p>
-    <w:p>
-      <w:r>
-        <w:t>На основе утвержденного технического задания и архитектуры проекта создай пошаговую инструкцию для подготовки окружения разработки на Windows в VS Code для проекта PostgreSQL + Flask + React. Укажи, что нужно установить, какие команды выполнить, как создать структуру папок backend и frontend, как создать виртуальное окружение Python, как инициализировать React-проект, как подготовить .env-файлы. Код приложения пока не пиши.</w:t>
-      </w:r>
-    </w:p>
-    <w:p>
-      <w:r>
-        <w:rPr>
-          <w:b/>
-          <w:bCs/>
-        </w:rPr>
-        <w:t>Промпт 2</w:t>
-      </w:r>
-    </w:p>
-    <w:p>
-      <w:r>
-        <w:t>Сформируй итоговую структуру проекта PostgreSQL + Flask + React для моей системы управления мероприятиями. Покажи дерево папок и файлов. Затем создай стартовые файлы backend и frontend полностью: конфигурацию Flask, точку входа backend, базовую структуру React, package.json, requirements.txt, .env.example. Код должен быть рабочим, но пока без бизнес-логики.</w:t>
-      </w:r>
-    </w:p>
-    <w:p>
-      <w:r>
-        <w:pict w14:anchorId="30718838">
-          <v:rect id="_x0000_i1241" style="width:0;height:1.5pt" o:hralign="center" o:hrstd="t" o:hr="t" fillcolor="#a0a0a0" stroked="f"/>
+        <w:t xml:space="preserve">Ниже — последовательность промптов, которую можно использовать как план разработки. Каждый следующий </w:t>
+      </w:r>
+      <w:proofErr w:type="spellStart"/>
+      <w:r>
+        <w:t>промпт</w:t>
+      </w:r>
+      <w:proofErr w:type="spellEnd"/>
+      <w:r>
+        <w:t xml:space="preserve"> лучше задавать только после того, как файлы из предыдущего этапа будут добавлены в проект и проверены.</w:t>
+      </w:r>
+    </w:p>
+    <w:p>
+      <w:pPr>
+        <w:rPr>
+          <w:b/>
+          <w:bCs/>
+        </w:rPr>
+      </w:pPr>
+      <w:r>
+        <w:rPr>
+          <w:b/>
+          <w:bCs/>
+        </w:rPr>
+        <w:t>Этап 1. Создание базовой структуры проекта</w:t>
+      </w:r>
+    </w:p>
+    <w:p>
+      <w:proofErr w:type="spellStart"/>
+      <w:r>
+        <w:rPr>
+          <w:b/>
+          <w:bCs/>
+        </w:rPr>
+        <w:t>Промпт</w:t>
+      </w:r>
+      <w:proofErr w:type="spellEnd"/>
+      <w:r>
+        <w:rPr>
+          <w:b/>
+          <w:bCs/>
+        </w:rPr>
+        <w:t xml:space="preserve"> 1</w:t>
+      </w:r>
+    </w:p>
+    <w:p>
+      <w:r>
+        <w:t xml:space="preserve">На основе утвержденной архитектуры создай стартовую структуру проекта </w:t>
+      </w:r>
+      <w:proofErr w:type="spellStart"/>
+      <w:r>
+        <w:t>PostgreSQL</w:t>
+      </w:r>
+      <w:proofErr w:type="spellEnd"/>
+      <w:r>
+        <w:t xml:space="preserve"> + </w:t>
+      </w:r>
+      <w:proofErr w:type="spellStart"/>
+      <w:r>
+        <w:t>Flask</w:t>
+      </w:r>
+      <w:proofErr w:type="spellEnd"/>
+      <w:r>
+        <w:t xml:space="preserve"> + </w:t>
+      </w:r>
+      <w:proofErr w:type="spellStart"/>
+      <w:r>
+        <w:t>React</w:t>
+      </w:r>
+      <w:proofErr w:type="spellEnd"/>
+      <w:r>
+        <w:t xml:space="preserve"> для системы </w:t>
+      </w:r>
+      <w:proofErr w:type="spellStart"/>
+      <w:r>
+        <w:t>PopCulture</w:t>
+      </w:r>
+      <w:proofErr w:type="spellEnd"/>
+      <w:r>
+        <w:t xml:space="preserve"> </w:t>
+      </w:r>
+      <w:proofErr w:type="spellStart"/>
+      <w:r>
+        <w:t>Events</w:t>
+      </w:r>
+      <w:proofErr w:type="spellEnd"/>
+      <w:r>
+        <w:t xml:space="preserve">. Код должен быть полным. Пока без бизнес-логики и тестовых данных. Проект должен запускаться локально на Windows без </w:t>
+      </w:r>
+      <w:proofErr w:type="spellStart"/>
+      <w:r>
+        <w:t>Docker</w:t>
+      </w:r>
+      <w:proofErr w:type="spellEnd"/>
+      <w:r>
+        <w:t xml:space="preserve">. У меня установлены </w:t>
+      </w:r>
+      <w:proofErr w:type="spellStart"/>
+      <w:r>
+        <w:t>PostgreSQL</w:t>
+      </w:r>
+      <w:proofErr w:type="spellEnd"/>
+      <w:r>
+        <w:t xml:space="preserve"> 18.3, Python 3.14.4, Node.js 24.15.0 и </w:t>
+      </w:r>
+      <w:proofErr w:type="spellStart"/>
+      <w:r>
+        <w:t>npm</w:t>
+      </w:r>
+      <w:proofErr w:type="spellEnd"/>
+      <w:r>
+        <w:t xml:space="preserve"> 11.12.1. Нужно создать </w:t>
+      </w:r>
+      <w:proofErr w:type="spellStart"/>
+      <w:r>
+        <w:t>backend</w:t>
+      </w:r>
+      <w:proofErr w:type="spellEnd"/>
+      <w:r>
+        <w:t xml:space="preserve">, </w:t>
+      </w:r>
+      <w:proofErr w:type="spellStart"/>
+      <w:r>
+        <w:t>frontend</w:t>
+      </w:r>
+      <w:proofErr w:type="spellEnd"/>
+      <w:proofErr w:type="gramStart"/>
+      <w:r>
+        <w:t>, .</w:t>
+      </w:r>
+      <w:proofErr w:type="spellStart"/>
+      <w:r>
+        <w:t>env</w:t>
+      </w:r>
+      <w:proofErr w:type="gramEnd"/>
+      <w:r>
+        <w:t>.example</w:t>
+      </w:r>
+      <w:proofErr w:type="spellEnd"/>
+      <w:r>
+        <w:t>, README с инструкцией локального запуска. Покажи все файлы полностью и укажи, куда их положить.</w:t>
+      </w:r>
+    </w:p>
+    <w:p>
+      <w:r>
+        <w:rPr>
+          <w:b/>
+          <w:bCs/>
+        </w:rPr>
+        <w:t>Что должно появиться после ответа:</w:t>
+      </w:r>
+    </w:p>
+    <w:p>
+      <w:pPr>
+        <w:rPr>
+          <w:lang w:val="en-US"/>
+        </w:rPr>
+      </w:pPr>
+      <w:proofErr w:type="spellStart"/>
+      <w:r>
+        <w:rPr>
+          <w:lang w:val="en-US"/>
+        </w:rPr>
+        <w:t>popculture</w:t>
+      </w:r>
+      <w:proofErr w:type="spellEnd"/>
+      <w:r>
+        <w:rPr>
+          <w:lang w:val="en-US"/>
+        </w:rPr>
+        <w:t>-events/</w:t>
+      </w:r>
+    </w:p>
+    <w:p>
+      <w:pPr>
+        <w:rPr>
+          <w:lang w:val="en-US"/>
+        </w:rPr>
+      </w:pPr>
+      <w:r>
+        <w:rPr>
+          <w:lang w:val="en-US"/>
+        </w:rPr>
+        <w:t xml:space="preserve">  </w:t>
+      </w:r>
+      <w:proofErr w:type="gramStart"/>
+      <w:r>
+        <w:rPr>
+          <w:lang w:val="en-US"/>
+        </w:rPr>
+        <w:t>.</w:t>
+      </w:r>
+      <w:proofErr w:type="spellStart"/>
+      <w:r>
+        <w:rPr>
+          <w:lang w:val="en-US"/>
+        </w:rPr>
+        <w:t>env</w:t>
+      </w:r>
+      <w:proofErr w:type="gramEnd"/>
+      <w:r>
+        <w:rPr>
+          <w:lang w:val="en-US"/>
+        </w:rPr>
+        <w:t>.example</w:t>
+      </w:r>
+      <w:proofErr w:type="spellEnd"/>
+    </w:p>
+    <w:p>
+      <w:pPr>
+        <w:rPr>
+          <w:lang w:val="en-US"/>
+        </w:rPr>
+      </w:pPr>
+      <w:r>
+        <w:rPr>
+          <w:lang w:val="en-US"/>
+        </w:rPr>
+        <w:t xml:space="preserve">  README.md</w:t>
+      </w:r>
+    </w:p>
+    <w:p>
+      <w:r>
+        <w:rPr>
+          <w:lang w:val="en-US"/>
+        </w:rPr>
+        <w:t xml:space="preserve">  backend</w:t>
+      </w:r>
+      <w:r>
+        <w:t>/</w:t>
+      </w:r>
+    </w:p>
+    <w:p>
+      <w:r>
+        <w:t xml:space="preserve">  </w:t>
+      </w:r>
+      <w:r>
+        <w:rPr>
+          <w:lang w:val="en-US"/>
+        </w:rPr>
+        <w:t>frontend</w:t>
+      </w:r>
+      <w:r>
+        <w:t>/</w:t>
+      </w:r>
+    </w:p>
+    <w:p>
+      <w:r>
+        <w:rPr>
+          <w:b/>
+          <w:bCs/>
+        </w:rPr>
+        <w:t>Результат этапа:</w:t>
+      </w:r>
+      <w:r>
+        <w:t xml:space="preserve"> проект запускается, но пока содержит только каркас </w:t>
+      </w:r>
+      <w:proofErr w:type="spellStart"/>
+      <w:r>
+        <w:t>backend</w:t>
+      </w:r>
+      <w:proofErr w:type="spellEnd"/>
+      <w:r>
+        <w:t xml:space="preserve"> и </w:t>
+      </w:r>
+      <w:proofErr w:type="spellStart"/>
+      <w:r>
+        <w:t>frontend</w:t>
+      </w:r>
+      <w:proofErr w:type="spellEnd"/>
+      <w:r>
+        <w:t>.</w:t>
+      </w:r>
+    </w:p>
+    <w:p>
+      <w:r>
+        <w:pict w14:anchorId="544B7FA5">
+          <v:rect id="_x0000_i1025" style="width:0;height:1.5pt" o:hralign="center" o:hrstd="t" o:hr="t" fillcolor="#a0a0a0" stroked="f"/>
         </w:pict>
       </w:r>
     </w:p>
@@ -69,55 +296,418 @@
           <w:b/>
           <w:bCs/>
         </w:rPr>
-        <w:t>Этап 2. База данных</w:t>
-      </w:r>
-    </w:p>
-    <w:p>
-      <w:r>
-        <w:rPr>
-          <w:b/>
-          <w:bCs/>
-        </w:rPr>
-        <w:t>Промпт 3</w:t>
-      </w:r>
-    </w:p>
-    <w:p>
-      <w:r>
-        <w:t>На основе утвержденной структуры базы данных создай SQL-скрипт PostgreSQL для создания всех таблиц, типов ENUM, внешних ключей, ограничений и индексов. Учитывай последние правки: без legal_acceptances, без refresh_tokens, без registration_answers, ответы регистрации хранятся в event_registrations.answers jsonb, в users есть refresh_token, legal_documents_accepted и legal_documents_accepted_at. Покажи полный файл schema.sql.</w:t>
-      </w:r>
-    </w:p>
-    <w:p>
-      <w:r>
-        <w:rPr>
-          <w:b/>
-          <w:bCs/>
-        </w:rPr>
-        <w:t>Промпт 4</w:t>
-      </w:r>
-    </w:p>
-    <w:p>
-      <w:r>
-        <w:t>Создай backend-слой моделей SQLAlchemy для всех таблиц базы данных PostgreSQL. Структура должна соответствовать schema.sql. Покажи полный код всех файлов моделей Flask-проекта. Комментарии в коде используй только в impersonal form.</w:t>
-      </w:r>
-    </w:p>
-    <w:p>
-      <w:r>
-        <w:rPr>
-          <w:b/>
-          <w:bCs/>
-        </w:rPr>
-        <w:t>Промпт 5</w:t>
-      </w:r>
-    </w:p>
-    <w:p>
-      <w:r>
-        <w:t>Настрой миграции базы данных через Flask-Migrate/Alembic. Покажи, какие зависимости добавить, какие команды выполнить, какие изменения внести в backend, чтобы можно было создавать и обновлять структуру PostgreSQL через миграции.</w:t>
-      </w:r>
-    </w:p>
-    <w:p>
-      <w:r>
-        <w:pict w14:anchorId="0E8387EA">
-          <v:rect id="_x0000_i1242" style="width:0;height:1.5pt" o:hralign="center" o:hrstd="t" o:hr="t" fillcolor="#a0a0a0" stroked="f"/>
+        <w:t xml:space="preserve">Этап 2. Настройка </w:t>
+      </w:r>
+      <w:proofErr w:type="spellStart"/>
+      <w:r>
+        <w:rPr>
+          <w:b/>
+          <w:bCs/>
+        </w:rPr>
+        <w:t>backend</w:t>
+      </w:r>
+      <w:proofErr w:type="spellEnd"/>
+      <w:r>
+        <w:rPr>
+          <w:b/>
+          <w:bCs/>
+        </w:rPr>
+        <w:t xml:space="preserve"> </w:t>
+      </w:r>
+      <w:proofErr w:type="spellStart"/>
+      <w:r>
+        <w:rPr>
+          <w:b/>
+          <w:bCs/>
+        </w:rPr>
+        <w:t>Flask</w:t>
+      </w:r>
+      <w:proofErr w:type="spellEnd"/>
+    </w:p>
+    <w:p>
+      <w:proofErr w:type="spellStart"/>
+      <w:r>
+        <w:rPr>
+          <w:b/>
+          <w:bCs/>
+        </w:rPr>
+        <w:t>Промпт</w:t>
+      </w:r>
+      <w:proofErr w:type="spellEnd"/>
+      <w:r>
+        <w:rPr>
+          <w:b/>
+          <w:bCs/>
+        </w:rPr>
+        <w:t xml:space="preserve"> 2</w:t>
+      </w:r>
+    </w:p>
+    <w:p>
+      <w:r>
+        <w:t xml:space="preserve">Создай базовую конфигурацию </w:t>
+      </w:r>
+      <w:proofErr w:type="spellStart"/>
+      <w:r>
+        <w:t>backend</w:t>
+      </w:r>
+      <w:proofErr w:type="spellEnd"/>
+      <w:r>
+        <w:t xml:space="preserve"> на </w:t>
+      </w:r>
+      <w:proofErr w:type="spellStart"/>
+      <w:r>
+        <w:t>Flask</w:t>
+      </w:r>
+      <w:proofErr w:type="spellEnd"/>
+      <w:r>
+        <w:t xml:space="preserve">: </w:t>
+      </w:r>
+      <w:proofErr w:type="spellStart"/>
+      <w:r>
+        <w:t>app</w:t>
+      </w:r>
+      <w:proofErr w:type="spellEnd"/>
+      <w:r>
+        <w:t xml:space="preserve"> </w:t>
+      </w:r>
+      <w:proofErr w:type="spellStart"/>
+      <w:r>
+        <w:t>factory</w:t>
+      </w:r>
+      <w:proofErr w:type="spellEnd"/>
+      <w:r>
+        <w:t xml:space="preserve">, конфигурации, подключение к локальной базе </w:t>
+      </w:r>
+      <w:proofErr w:type="spellStart"/>
+      <w:r>
+        <w:t>PostgreSQL</w:t>
+      </w:r>
+      <w:proofErr w:type="spellEnd"/>
+      <w:r>
+        <w:t xml:space="preserve"> через </w:t>
+      </w:r>
+      <w:proofErr w:type="spellStart"/>
+      <w:r>
+        <w:t>SQLAlchemy</w:t>
+      </w:r>
+      <w:proofErr w:type="spellEnd"/>
+      <w:r>
+        <w:t xml:space="preserve">, </w:t>
+      </w:r>
+      <w:proofErr w:type="spellStart"/>
+      <w:r>
+        <w:t>Flask-Migrate</w:t>
+      </w:r>
+      <w:proofErr w:type="spellEnd"/>
+      <w:r>
+        <w:t xml:space="preserve">, CORS, JWT, обработчики ошибок, структуру </w:t>
+      </w:r>
+      <w:proofErr w:type="spellStart"/>
+      <w:r>
+        <w:t>blueprints</w:t>
+      </w:r>
+      <w:proofErr w:type="spellEnd"/>
+      <w:r>
+        <w:t xml:space="preserve">. Проект запускается на Windows без </w:t>
+      </w:r>
+      <w:proofErr w:type="spellStart"/>
+      <w:r>
+        <w:t>Docker</w:t>
+      </w:r>
+      <w:proofErr w:type="spellEnd"/>
+      <w:r>
+        <w:t xml:space="preserve">. Подключение к базе должно настраиваться </w:t>
+      </w:r>
+      <w:proofErr w:type="gramStart"/>
+      <w:r>
+        <w:t>через .</w:t>
+      </w:r>
+      <w:proofErr w:type="spellStart"/>
+      <w:r>
+        <w:t>env</w:t>
+      </w:r>
+      <w:proofErr w:type="spellEnd"/>
+      <w:proofErr w:type="gramEnd"/>
+      <w:r>
+        <w:t>. Код должен быть полным. Покажи все файлы и укажи, какие файлы добавить или заменить.</w:t>
+      </w:r>
+    </w:p>
+    <w:p>
+      <w:r>
+        <w:rPr>
+          <w:b/>
+          <w:bCs/>
+        </w:rPr>
+        <w:t>Что должно появиться:</w:t>
+      </w:r>
+    </w:p>
+    <w:p>
+      <w:proofErr w:type="spellStart"/>
+      <w:r>
+        <w:t>backend</w:t>
+      </w:r>
+      <w:proofErr w:type="spellEnd"/>
+      <w:r>
+        <w:t>/</w:t>
+      </w:r>
+    </w:p>
+    <w:p>
+      <w:r>
+        <w:t xml:space="preserve">  </w:t>
+      </w:r>
+      <w:proofErr w:type="spellStart"/>
+      <w:r>
+        <w:t>app</w:t>
+      </w:r>
+      <w:proofErr w:type="spellEnd"/>
+      <w:r>
+        <w:t>/</w:t>
+      </w:r>
+    </w:p>
+    <w:p>
+      <w:pPr>
+        <w:rPr>
+          <w:lang w:val="en-US"/>
+        </w:rPr>
+      </w:pPr>
+      <w:r>
+        <w:t xml:space="preserve">    </w:t>
+      </w:r>
+      <w:r>
+        <w:rPr>
+          <w:lang w:val="en-US"/>
+        </w:rPr>
+        <w:t>__init__.py</w:t>
+      </w:r>
+    </w:p>
+    <w:p>
+      <w:pPr>
+        <w:rPr>
+          <w:lang w:val="en-US"/>
+        </w:rPr>
+      </w:pPr>
+      <w:r>
+        <w:rPr>
+          <w:lang w:val="en-US"/>
+        </w:rPr>
+        <w:t xml:space="preserve">    config.py</w:t>
+      </w:r>
+    </w:p>
+    <w:p>
+      <w:pPr>
+        <w:rPr>
+          <w:lang w:val="en-US"/>
+        </w:rPr>
+      </w:pPr>
+      <w:r>
+        <w:rPr>
+          <w:lang w:val="en-US"/>
+        </w:rPr>
+        <w:t xml:space="preserve">    extensions.py</w:t>
+      </w:r>
+    </w:p>
+    <w:p>
+      <w:pPr>
+        <w:rPr>
+          <w:lang w:val="en-US"/>
+        </w:rPr>
+      </w:pPr>
+      <w:r>
+        <w:rPr>
+          <w:lang w:val="en-US"/>
+        </w:rPr>
+        <w:lastRenderedPageBreak/>
+        <w:t xml:space="preserve">    errors.py</w:t>
+      </w:r>
+    </w:p>
+    <w:p>
+      <w:pPr>
+        <w:rPr>
+          <w:lang w:val="en-US"/>
+        </w:rPr>
+      </w:pPr>
+      <w:r>
+        <w:rPr>
+          <w:lang w:val="en-US"/>
+        </w:rPr>
+        <w:t xml:space="preserve">    auth/</w:t>
+      </w:r>
+    </w:p>
+    <w:p>
+      <w:pPr>
+        <w:rPr>
+          <w:lang w:val="en-US"/>
+        </w:rPr>
+      </w:pPr>
+      <w:r>
+        <w:rPr>
+          <w:lang w:val="en-US"/>
+        </w:rPr>
+        <w:t xml:space="preserve">    users/</w:t>
+      </w:r>
+    </w:p>
+    <w:p>
+      <w:pPr>
+        <w:rPr>
+          <w:lang w:val="en-US"/>
+        </w:rPr>
+      </w:pPr>
+      <w:r>
+        <w:rPr>
+          <w:lang w:val="en-US"/>
+        </w:rPr>
+        <w:t xml:space="preserve">    events/</w:t>
+      </w:r>
+    </w:p>
+    <w:p>
+      <w:pPr>
+        <w:rPr>
+          <w:lang w:val="en-US"/>
+        </w:rPr>
+      </w:pPr>
+      <w:r>
+        <w:rPr>
+          <w:lang w:val="en-US"/>
+        </w:rPr>
+        <w:t xml:space="preserve">    registrations/</w:t>
+      </w:r>
+    </w:p>
+    <w:p>
+      <w:pPr>
+        <w:rPr>
+          <w:lang w:val="en-US"/>
+        </w:rPr>
+      </w:pPr>
+      <w:r>
+        <w:rPr>
+          <w:lang w:val="en-US"/>
+        </w:rPr>
+        <w:t xml:space="preserve">    reviews/</w:t>
+      </w:r>
+    </w:p>
+    <w:p>
+      <w:pPr>
+        <w:rPr>
+          <w:lang w:val="en-US"/>
+        </w:rPr>
+      </w:pPr>
+      <w:r>
+        <w:rPr>
+          <w:lang w:val="en-US"/>
+        </w:rPr>
+        <w:t xml:space="preserve">    complaints/</w:t>
+      </w:r>
+    </w:p>
+    <w:p>
+      <w:pPr>
+        <w:rPr>
+          <w:lang w:val="en-US"/>
+        </w:rPr>
+      </w:pPr>
+      <w:r>
+        <w:rPr>
+          <w:lang w:val="en-US"/>
+        </w:rPr>
+        <w:t xml:space="preserve">    notifications/</w:t>
+      </w:r>
+    </w:p>
+    <w:p>
+      <w:pPr>
+        <w:rPr>
+          <w:lang w:val="en-US"/>
+        </w:rPr>
+      </w:pPr>
+      <w:r>
+        <w:rPr>
+          <w:lang w:val="en-US"/>
+        </w:rPr>
+        <w:t xml:space="preserve">    legal/</w:t>
+      </w:r>
+    </w:p>
+    <w:p>
+      <w:pPr>
+        <w:rPr>
+          <w:lang w:val="en-US"/>
+        </w:rPr>
+      </w:pPr>
+      <w:r>
+        <w:rPr>
+          <w:lang w:val="en-US"/>
+        </w:rPr>
+        <w:t xml:space="preserve">    files/</w:t>
+      </w:r>
+    </w:p>
+    <w:p>
+      <w:pPr>
+        <w:rPr>
+          <w:lang w:val="en-US"/>
+        </w:rPr>
+      </w:pPr>
+      <w:r>
+        <w:rPr>
+          <w:lang w:val="en-US"/>
+        </w:rPr>
+        <w:t xml:space="preserve">  migrations/</w:t>
+      </w:r>
+    </w:p>
+    <w:p>
+      <w:pPr>
+        <w:rPr>
+          <w:lang w:val="en-US"/>
+        </w:rPr>
+      </w:pPr>
+      <w:r>
+        <w:rPr>
+          <w:lang w:val="en-US"/>
+        </w:rPr>
+        <w:t xml:space="preserve">  requirements.txt</w:t>
+      </w:r>
+    </w:p>
+    <w:p>
+      <w:pPr>
+        <w:rPr>
+          <w:lang w:val="en-US"/>
+        </w:rPr>
+      </w:pPr>
+      <w:r>
+        <w:rPr>
+          <w:lang w:val="en-US"/>
+        </w:rPr>
+        <w:t xml:space="preserve">  run.py</w:t>
+      </w:r>
+    </w:p>
+    <w:p>
+      <w:r>
+        <w:rPr>
+          <w:b/>
+          <w:bCs/>
+        </w:rPr>
+        <w:t>Результат этапа:</w:t>
+      </w:r>
+      <w:r>
+        <w:t xml:space="preserve"> </w:t>
+      </w:r>
+      <w:proofErr w:type="spellStart"/>
+      <w:r>
+        <w:t>backend</w:t>
+      </w:r>
+      <w:proofErr w:type="spellEnd"/>
+      <w:r>
+        <w:t xml:space="preserve"> запускается, подключается к </w:t>
+      </w:r>
+      <w:proofErr w:type="spellStart"/>
+      <w:r>
+        <w:t>PostgreSQL</w:t>
+      </w:r>
+      <w:proofErr w:type="spellEnd"/>
+      <w:r>
+        <w:t>, готов к добавлению моделей.</w:t>
+      </w:r>
+    </w:p>
+    <w:p>
+      <w:r>
+        <w:pict w14:anchorId="6F6CBCEC">
+          <v:rect id="_x0000_i1026" style="width:0;height:1.5pt" o:hralign="center" o:hrstd="t" o:hr="t" fillcolor="#a0a0a0" stroked="f"/>
         </w:pict>
       </w:r>
     </w:p>
@@ -133,56 +723,502 @@
           <w:b/>
           <w:bCs/>
         </w:rPr>
+        <w:t>Этап 3. Модели базы данных</w:t>
+      </w:r>
+    </w:p>
+    <w:p>
+      <w:pPr>
+        <w:rPr>
+          <w:lang w:val="en-US"/>
+        </w:rPr>
+      </w:pPr>
+      <w:proofErr w:type="spellStart"/>
+      <w:r>
+        <w:rPr>
+          <w:b/>
+          <w:bCs/>
+        </w:rPr>
+        <w:t>Промпт</w:t>
+      </w:r>
+      <w:proofErr w:type="spellEnd"/>
+      <w:r>
+        <w:rPr>
+          <w:b/>
+          <w:bCs/>
+          <w:lang w:val="en-US"/>
+        </w:rPr>
+        <w:t xml:space="preserve"> 3</w:t>
+      </w:r>
+    </w:p>
+    <w:p>
+      <w:r>
+        <w:t>На</w:t>
+      </w:r>
+      <w:r>
+        <w:rPr>
+          <w:lang w:val="en-US"/>
+        </w:rPr>
+        <w:t xml:space="preserve"> </w:t>
+      </w:r>
+      <w:r>
+        <w:t>основе</w:t>
+      </w:r>
+      <w:r>
+        <w:rPr>
+          <w:lang w:val="en-US"/>
+        </w:rPr>
+        <w:t xml:space="preserve"> </w:t>
+      </w:r>
+      <w:r>
+        <w:t>утвержденного</w:t>
+      </w:r>
+      <w:r>
+        <w:rPr>
+          <w:lang w:val="en-US"/>
+        </w:rPr>
+        <w:t xml:space="preserve"> </w:t>
+      </w:r>
+      <w:r>
+        <w:t>проектирования</w:t>
+      </w:r>
+      <w:r>
+        <w:rPr>
+          <w:lang w:val="en-US"/>
+        </w:rPr>
+        <w:t xml:space="preserve"> </w:t>
+      </w:r>
+      <w:r>
+        <w:t>БД</w:t>
+      </w:r>
+      <w:r>
+        <w:rPr>
+          <w:lang w:val="en-US"/>
+        </w:rPr>
+        <w:t xml:space="preserve"> </w:t>
+      </w:r>
+      <w:r>
+        <w:t>создай</w:t>
+      </w:r>
+      <w:r>
+        <w:rPr>
+          <w:lang w:val="en-US"/>
+        </w:rPr>
+        <w:t xml:space="preserve"> </w:t>
+      </w:r>
+      <w:proofErr w:type="spellStart"/>
+      <w:r>
+        <w:rPr>
+          <w:lang w:val="en-US"/>
+        </w:rPr>
+        <w:t>SQLAlchemy</w:t>
+      </w:r>
+      <w:proofErr w:type="spellEnd"/>
+      <w:r>
+        <w:rPr>
+          <w:lang w:val="en-US"/>
+        </w:rPr>
+        <w:t>-</w:t>
+      </w:r>
+      <w:r>
+        <w:t>модели</w:t>
+      </w:r>
+      <w:r>
+        <w:rPr>
+          <w:lang w:val="en-US"/>
+        </w:rPr>
+        <w:t xml:space="preserve"> PostgreSQL </w:t>
+      </w:r>
+      <w:r>
+        <w:t>для</w:t>
+      </w:r>
+      <w:r>
+        <w:rPr>
+          <w:lang w:val="en-US"/>
+        </w:rPr>
+        <w:t xml:space="preserve"> </w:t>
+      </w:r>
+      <w:r>
+        <w:t>всех</w:t>
+      </w:r>
+      <w:r>
+        <w:rPr>
+          <w:lang w:val="en-US"/>
+        </w:rPr>
+        <w:t xml:space="preserve"> </w:t>
+      </w:r>
+      <w:r>
+        <w:t>таблиц</w:t>
+      </w:r>
+      <w:r>
+        <w:rPr>
+          <w:lang w:val="en-US"/>
+        </w:rPr>
+        <w:t xml:space="preserve">: users, events, </w:t>
+      </w:r>
+      <w:proofErr w:type="spellStart"/>
+      <w:r>
+        <w:rPr>
+          <w:lang w:val="en-US"/>
+        </w:rPr>
+        <w:t>event_registration_fields</w:t>
+      </w:r>
+      <w:proofErr w:type="spellEnd"/>
+      <w:r>
+        <w:rPr>
+          <w:lang w:val="en-US"/>
+        </w:rPr>
+        <w:t xml:space="preserve">, </w:t>
+      </w:r>
+      <w:proofErr w:type="spellStart"/>
+      <w:r>
+        <w:rPr>
+          <w:lang w:val="en-US"/>
+        </w:rPr>
+        <w:t>event_registrations</w:t>
+      </w:r>
+      <w:proofErr w:type="spellEnd"/>
+      <w:r>
+        <w:rPr>
+          <w:lang w:val="en-US"/>
+        </w:rPr>
+        <w:t xml:space="preserve"> </w:t>
+      </w:r>
+      <w:r>
+        <w:t>с</w:t>
+      </w:r>
+      <w:r>
+        <w:rPr>
+          <w:lang w:val="en-US"/>
+        </w:rPr>
+        <w:t xml:space="preserve"> answers </w:t>
+      </w:r>
+      <w:proofErr w:type="spellStart"/>
+      <w:r>
+        <w:rPr>
+          <w:lang w:val="en-US"/>
+        </w:rPr>
+        <w:t>jsonb</w:t>
+      </w:r>
+      <w:proofErr w:type="spellEnd"/>
+      <w:r>
+        <w:rPr>
+          <w:lang w:val="en-US"/>
+        </w:rPr>
+        <w:t xml:space="preserve">, tags, </w:t>
+      </w:r>
+      <w:proofErr w:type="spellStart"/>
+      <w:r>
+        <w:rPr>
+          <w:lang w:val="en-US"/>
+        </w:rPr>
+        <w:t>event_tags</w:t>
+      </w:r>
+      <w:proofErr w:type="spellEnd"/>
+      <w:r>
+        <w:rPr>
+          <w:lang w:val="en-US"/>
+        </w:rPr>
+        <w:t xml:space="preserve">, favorites, </w:t>
+      </w:r>
+      <w:proofErr w:type="spellStart"/>
+      <w:r>
+        <w:rPr>
+          <w:lang w:val="en-US"/>
+        </w:rPr>
+        <w:t>event_reviews</w:t>
+      </w:r>
+      <w:proofErr w:type="spellEnd"/>
+      <w:r>
+        <w:rPr>
+          <w:lang w:val="en-US"/>
+        </w:rPr>
+        <w:t xml:space="preserve">, </w:t>
+      </w:r>
+      <w:proofErr w:type="spellStart"/>
+      <w:r>
+        <w:rPr>
+          <w:lang w:val="en-US"/>
+        </w:rPr>
+        <w:t>organizer_ratings</w:t>
+      </w:r>
+      <w:proofErr w:type="spellEnd"/>
+      <w:r>
+        <w:rPr>
+          <w:lang w:val="en-US"/>
+        </w:rPr>
+        <w:t xml:space="preserve">, </w:t>
+      </w:r>
+      <w:proofErr w:type="spellStart"/>
+      <w:r>
+        <w:rPr>
+          <w:lang w:val="en-US"/>
+        </w:rPr>
+        <w:t>event_complaints</w:t>
+      </w:r>
+      <w:proofErr w:type="spellEnd"/>
+      <w:r>
+        <w:rPr>
+          <w:lang w:val="en-US"/>
+        </w:rPr>
+        <w:t xml:space="preserve">, </w:t>
+      </w:r>
+      <w:proofErr w:type="spellStart"/>
+      <w:r>
+        <w:rPr>
+          <w:lang w:val="en-US"/>
+        </w:rPr>
+        <w:t>review_complaints</w:t>
+      </w:r>
+      <w:proofErr w:type="spellEnd"/>
+      <w:r>
+        <w:rPr>
+          <w:lang w:val="en-US"/>
+        </w:rPr>
+        <w:t xml:space="preserve">, notifications, files, </w:t>
+      </w:r>
+      <w:proofErr w:type="spellStart"/>
+      <w:r>
+        <w:rPr>
+          <w:lang w:val="en-US"/>
+        </w:rPr>
+        <w:t>legal_documents</w:t>
+      </w:r>
+      <w:proofErr w:type="spellEnd"/>
+      <w:r>
+        <w:rPr>
+          <w:lang w:val="en-US"/>
+        </w:rPr>
+        <w:t xml:space="preserve">. </w:t>
+      </w:r>
+      <w:r>
+        <w:t xml:space="preserve">Учти все связи, ограничения, </w:t>
+      </w:r>
+      <w:proofErr w:type="spellStart"/>
+      <w:r>
+        <w:t>enum</w:t>
+      </w:r>
+      <w:proofErr w:type="spellEnd"/>
+      <w:r>
+        <w:t>-значения, индексы и каскадное удаление. Код должен быть полным. Покажи все файлы и укажи, куда их положить.</w:t>
+      </w:r>
+    </w:p>
+    <w:p>
+      <w:r>
+        <w:rPr>
+          <w:b/>
+          <w:bCs/>
+        </w:rPr>
+        <w:t>Что должно появиться:</w:t>
+      </w:r>
+    </w:p>
+    <w:p>
+      <w:proofErr w:type="spellStart"/>
+      <w:r>
+        <w:t>backend</w:t>
+      </w:r>
+      <w:proofErr w:type="spellEnd"/>
+      <w:r>
+        <w:t>/</w:t>
+      </w:r>
+      <w:proofErr w:type="spellStart"/>
+      <w:r>
+        <w:t>app</w:t>
+      </w:r>
+      <w:proofErr w:type="spellEnd"/>
+      <w:r>
+        <w:t>/</w:t>
+      </w:r>
+      <w:proofErr w:type="spellStart"/>
+      <w:r>
+        <w:t>models</w:t>
+      </w:r>
+      <w:proofErr w:type="spellEnd"/>
+      <w:r>
+        <w:t>/</w:t>
+      </w:r>
+    </w:p>
+    <w:p>
+      <w:pPr>
+        <w:rPr>
+          <w:lang w:val="en-US"/>
+        </w:rPr>
+      </w:pPr>
+      <w:r>
+        <w:t xml:space="preserve">  </w:t>
+      </w:r>
+      <w:r>
+        <w:rPr>
+          <w:lang w:val="en-US"/>
+        </w:rPr>
+        <w:t>__init__.py</w:t>
+      </w:r>
+    </w:p>
+    <w:p>
+      <w:pPr>
+        <w:rPr>
+          <w:lang w:val="en-US"/>
+        </w:rPr>
+      </w:pPr>
+      <w:r>
+        <w:rPr>
+          <w:lang w:val="en-US"/>
+        </w:rPr>
+        <w:t xml:space="preserve">  user.py</w:t>
+      </w:r>
+    </w:p>
+    <w:p>
+      <w:pPr>
+        <w:rPr>
+          <w:lang w:val="en-US"/>
+        </w:rPr>
+      </w:pPr>
+      <w:r>
+        <w:rPr>
+          <w:lang w:val="en-US"/>
+        </w:rPr>
+        <w:t xml:space="preserve">  event.py</w:t>
+      </w:r>
+    </w:p>
+    <w:p>
+      <w:pPr>
+        <w:rPr>
+          <w:lang w:val="en-US"/>
+        </w:rPr>
+      </w:pPr>
+      <w:r>
+        <w:rPr>
+          <w:lang w:val="en-US"/>
+        </w:rPr>
+        <w:t xml:space="preserve">  </w:t>
+      </w:r>
+      <w:r>
+        <w:rPr>
+          <w:lang w:val="en-US"/>
+        </w:rPr>
+        <w:t>registration.py</w:t>
+      </w:r>
+    </w:p>
+    <w:p>
+      <w:pPr>
+        <w:rPr>
+          <w:lang w:val="en-US"/>
+        </w:rPr>
+      </w:pPr>
+      <w:r>
+        <w:rPr>
+          <w:lang w:val="en-US"/>
+        </w:rPr>
+        <w:t xml:space="preserve">  tag.py</w:t>
+      </w:r>
+    </w:p>
+    <w:p>
+      <w:pPr>
+        <w:rPr>
+          <w:lang w:val="en-US"/>
+        </w:rPr>
+      </w:pPr>
+      <w:r>
+        <w:rPr>
+          <w:lang w:val="en-US"/>
+        </w:rPr>
         <w:lastRenderedPageBreak/>
-        <w:t>Этап 3. Авторизация, роли и правовые документы</w:t>
-      </w:r>
-    </w:p>
-    <w:p>
-      <w:r>
-        <w:rPr>
-          <w:b/>
-          <w:bCs/>
-        </w:rPr>
-        <w:t>Промпт 6</w:t>
-      </w:r>
-    </w:p>
-    <w:p>
-      <w:r>
-        <w:t>Реализуй backend авторизации для Flask: регистрация, вход, выход, access token, refresh token в поле users.refresh_token, проверка роли пользователя, организатора и администратора, проверка is_blocked, проверка legal_documents_accepted. Покажи полный код файлов backend, связанных с авторизацией.</w:t>
-      </w:r>
-    </w:p>
-    <w:p>
-      <w:r>
-        <w:rPr>
-          <w:b/>
-          <w:bCs/>
-        </w:rPr>
-        <w:t>Промпт 7</w:t>
-      </w:r>
-    </w:p>
-    <w:p>
-      <w:r>
-        <w:t>Реализуй frontend-часть авторизации на React: страницы входа, регистрации, экран повторного принятия правовых документов после входа, хранение токена, защищенные маршруты, проверка роли и перенаправления. Используй мои макеты login.html, register.html и legal-consent.html. Покажи полный код файлов React.</w:t>
-      </w:r>
-    </w:p>
-    <w:p>
-      <w:r>
-        <w:rPr>
-          <w:b/>
-          <w:bCs/>
-        </w:rPr>
-        <w:t>Промпт 8</w:t>
-      </w:r>
-    </w:p>
-    <w:p>
-      <w:r>
-        <w:t>Реализуй backend и frontend для правовых документов: получение актуальных PDF-документов, отображение страницы legal-documents, принятие документов пользователем, сброс legal_documents_accepted=false у всех пользователей при обновлении документов администратором. Историю версий документов не храним. Покажи полный код нужных файлов.</w:t>
-      </w:r>
-    </w:p>
-    <w:p>
-      <w:r>
-        <w:pict w14:anchorId="6701DEFE">
-          <v:rect id="_x0000_i1243" style="width:0;height:1.5pt" o:hralign="center" o:hrstd="t" o:hr="t" fillcolor="#a0a0a0" stroked="f"/>
+        <w:t xml:space="preserve">  favorite.py</w:t>
+      </w:r>
+    </w:p>
+    <w:p>
+      <w:pPr>
+        <w:rPr>
+          <w:lang w:val="en-US"/>
+        </w:rPr>
+      </w:pPr>
+      <w:r>
+        <w:rPr>
+          <w:lang w:val="en-US"/>
+        </w:rPr>
+        <w:t xml:space="preserve">  review.py</w:t>
+      </w:r>
+    </w:p>
+    <w:p>
+      <w:pPr>
+        <w:rPr>
+          <w:lang w:val="en-US"/>
+        </w:rPr>
+      </w:pPr>
+      <w:r>
+        <w:rPr>
+          <w:lang w:val="en-US"/>
+        </w:rPr>
+        <w:t xml:space="preserve">  rating.py</w:t>
+      </w:r>
+    </w:p>
+    <w:p>
+      <w:pPr>
+        <w:rPr>
+          <w:lang w:val="en-US"/>
+        </w:rPr>
+      </w:pPr>
+      <w:r>
+        <w:rPr>
+          <w:lang w:val="en-US"/>
+        </w:rPr>
+        <w:t xml:space="preserve">  complaint.py</w:t>
+      </w:r>
+    </w:p>
+    <w:p>
+      <w:pPr>
+        <w:rPr>
+          <w:lang w:val="en-US"/>
+        </w:rPr>
+      </w:pPr>
+      <w:r>
+        <w:rPr>
+          <w:lang w:val="en-US"/>
+        </w:rPr>
+        <w:t xml:space="preserve">  notification.py</w:t>
+      </w:r>
+    </w:p>
+    <w:p>
+      <w:pPr>
+        <w:rPr>
+          <w:lang w:val="en-US"/>
+        </w:rPr>
+      </w:pPr>
+      <w:r>
+        <w:rPr>
+          <w:lang w:val="en-US"/>
+        </w:rPr>
+        <w:t xml:space="preserve">  file.py</w:t>
+      </w:r>
+    </w:p>
+    <w:p>
+      <w:pPr>
+        <w:rPr>
+          <w:lang w:val="en-US"/>
+        </w:rPr>
+      </w:pPr>
+      <w:r>
+        <w:rPr>
+          <w:lang w:val="en-US"/>
+        </w:rPr>
+        <w:t xml:space="preserve">  legal.py</w:t>
+      </w:r>
+    </w:p>
+    <w:p>
+      <w:r>
+        <w:rPr>
+          <w:b/>
+          <w:bCs/>
+        </w:rPr>
+        <w:t>Результат этапа:</w:t>
+      </w:r>
+      <w:r>
+        <w:t xml:space="preserve"> модели полностью описывают базу данных.</w:t>
+      </w:r>
+    </w:p>
+    <w:p>
+      <w:r>
+        <w:pict w14:anchorId="39989DB9">
+          <v:rect id="_x0000_i1027" style="width:0;height:1.5pt" o:hralign="center" o:hrstd="t" o:hr="t" fillcolor="#a0a0a0" stroked="f"/>
         </w:pict>
       </w:r>
     </w:p>
@@ -198,70 +1234,448 @@
           <w:b/>
           <w:bCs/>
         </w:rPr>
-        <w:t>Этап 4. Пользователи и личные кабинеты</w:t>
-      </w:r>
-    </w:p>
-    <w:p>
-      <w:r>
-        <w:rPr>
-          <w:b/>
-          <w:bCs/>
-        </w:rPr>
-        <w:t>Промпт 9</w:t>
-      </w:r>
-    </w:p>
-    <w:p>
-      <w:r>
-        <w:t>Реализуй backend API для профиля пользователя, организатора и администратора: получение текущего пользователя, обновление профиля, смена пароля, блокировка и разблокировка пользователей администратором, список пользователей для admin-users. Покажи полный код backend.</w:t>
-      </w:r>
-    </w:p>
-    <w:p>
-      <w:r>
-        <w:rPr>
-          <w:b/>
-          <w:bCs/>
-        </w:rPr>
-        <w:t>Промпт 10</w:t>
-      </w:r>
-    </w:p>
-    <w:p>
-      <w:r>
-        <w:t>Реализуй React-страницы личного кабинета пользователя: профиль, мои регистрации, избранное, уведомления, архив регистраций. Используй утвержденные макеты и текущую архитектуру frontend. Покажи полный код компонентов, страниц и маршрутов.</w:t>
-      </w:r>
-    </w:p>
-    <w:p>
-      <w:r>
-        <w:rPr>
-          <w:b/>
-          <w:bCs/>
-        </w:rPr>
-        <w:t>Промпт 11</w:t>
-      </w:r>
-    </w:p>
-    <w:p>
-      <w:r>
-        <w:t>Реализуй React-страницы личного кабинета организатора: профиль, мои мероприятия, создание мероприятия, редактирование мероприятия, список участников, уведомления, архив мероприятий. Учитывай мероприятия с внутренней регистрацией, внешней регистрацией и без регистрации. Покажи полный код компонентов, страниц и маршрутов.</w:t>
-      </w:r>
-    </w:p>
-    <w:p>
-      <w:r>
-        <w:rPr>
-          <w:b/>
-          <w:bCs/>
-        </w:rPr>
+        <w:t>Этап 4. Миграции базы данных</w:t>
+      </w:r>
+    </w:p>
+    <w:p>
+      <w:proofErr w:type="spellStart"/>
+      <w:r>
+        <w:rPr>
+          <w:b/>
+          <w:bCs/>
+        </w:rPr>
+        <w:t>Промпт</w:t>
+      </w:r>
+      <w:proofErr w:type="spellEnd"/>
+      <w:r>
+        <w:rPr>
+          <w:b/>
+          <w:bCs/>
+        </w:rPr>
+        <w:t xml:space="preserve"> 4</w:t>
+      </w:r>
+    </w:p>
+    <w:p>
+      <w:r>
+        <w:t xml:space="preserve">На основе созданных </w:t>
+      </w:r>
+      <w:proofErr w:type="spellStart"/>
+      <w:r>
+        <w:t>SQLAlchemy</w:t>
+      </w:r>
+      <w:proofErr w:type="spellEnd"/>
+      <w:r>
+        <w:t xml:space="preserve">-моделей подготовь миграции </w:t>
+      </w:r>
+      <w:proofErr w:type="spellStart"/>
+      <w:r>
+        <w:t>Flask-Migrate</w:t>
+      </w:r>
+      <w:proofErr w:type="spellEnd"/>
+      <w:r>
+        <w:t>/</w:t>
+      </w:r>
+      <w:proofErr w:type="spellStart"/>
+      <w:r>
+        <w:t>Alembic</w:t>
+      </w:r>
+      <w:proofErr w:type="spellEnd"/>
+      <w:r>
+        <w:t xml:space="preserve"> для создания всей базы данных в локальном </w:t>
+      </w:r>
+      <w:proofErr w:type="spellStart"/>
+      <w:r>
+        <w:t>PostgreSQL</w:t>
+      </w:r>
+      <w:proofErr w:type="spellEnd"/>
+      <w:r>
+        <w:t xml:space="preserve">. Покажи команды для Windows </w:t>
+      </w:r>
+      <w:proofErr w:type="spellStart"/>
+      <w:r>
+        <w:t>PowerShell</w:t>
+      </w:r>
+      <w:proofErr w:type="spellEnd"/>
+      <w:r>
+        <w:t xml:space="preserve"> или </w:t>
+      </w:r>
+      <w:proofErr w:type="spellStart"/>
+      <w:r>
+        <w:t>cmd</w:t>
+      </w:r>
+      <w:proofErr w:type="spellEnd"/>
+      <w:r>
+        <w:t xml:space="preserve">: создание базы данных, </w:t>
+      </w:r>
+      <w:proofErr w:type="gramStart"/>
+      <w:r>
+        <w:t>настройка .</w:t>
+      </w:r>
+      <w:proofErr w:type="spellStart"/>
+      <w:r>
+        <w:t>env</w:t>
+      </w:r>
+      <w:proofErr w:type="spellEnd"/>
+      <w:proofErr w:type="gramEnd"/>
+      <w:r>
+        <w:t xml:space="preserve">, </w:t>
+      </w:r>
+      <w:proofErr w:type="spellStart"/>
+      <w:r>
+        <w:t>flask</w:t>
+      </w:r>
+      <w:proofErr w:type="spellEnd"/>
+      <w:r>
+        <w:t xml:space="preserve"> </w:t>
+      </w:r>
+      <w:proofErr w:type="spellStart"/>
+      <w:r>
+        <w:t>db</w:t>
+      </w:r>
+      <w:proofErr w:type="spellEnd"/>
+      <w:r>
+        <w:t xml:space="preserve"> </w:t>
+      </w:r>
+      <w:proofErr w:type="spellStart"/>
+      <w:r>
+        <w:t>init</w:t>
+      </w:r>
+      <w:proofErr w:type="spellEnd"/>
+      <w:r>
+        <w:t xml:space="preserve">, </w:t>
+      </w:r>
+      <w:proofErr w:type="spellStart"/>
+      <w:r>
+        <w:t>flask</w:t>
+      </w:r>
+      <w:proofErr w:type="spellEnd"/>
+      <w:r>
+        <w:t xml:space="preserve"> </w:t>
+      </w:r>
+      <w:proofErr w:type="spellStart"/>
+      <w:r>
+        <w:t>db</w:t>
+      </w:r>
+      <w:proofErr w:type="spellEnd"/>
+      <w:r>
+        <w:t xml:space="preserve"> </w:t>
+      </w:r>
+      <w:proofErr w:type="spellStart"/>
+      <w:r>
+        <w:t>migrate</w:t>
+      </w:r>
+      <w:proofErr w:type="spellEnd"/>
+      <w:r>
+        <w:t xml:space="preserve">, </w:t>
+      </w:r>
+      <w:proofErr w:type="spellStart"/>
+      <w:r>
+        <w:t>flask</w:t>
+      </w:r>
+      <w:proofErr w:type="spellEnd"/>
+      <w:r>
+        <w:t xml:space="preserve"> </w:t>
+      </w:r>
+      <w:proofErr w:type="spellStart"/>
+      <w:r>
+        <w:t>db</w:t>
+      </w:r>
+      <w:proofErr w:type="spellEnd"/>
+      <w:r>
+        <w:t xml:space="preserve"> </w:t>
+      </w:r>
+      <w:proofErr w:type="spellStart"/>
+      <w:r>
+        <w:t>upgrade</w:t>
+      </w:r>
+      <w:proofErr w:type="spellEnd"/>
+      <w:r>
+        <w:t>. Покажи итоговый файл миграции полностью. Тестовые данные пока не добавляй.</w:t>
+      </w:r>
+    </w:p>
+    <w:p>
+      <w:r>
+        <w:rPr>
+          <w:b/>
+          <w:bCs/>
+        </w:rPr>
+        <w:t>Что</w:t>
+      </w:r>
+      <w:r>
+        <w:rPr>
+          <w:b/>
+          <w:bCs/>
+        </w:rPr>
+        <w:t xml:space="preserve"> </w:t>
+      </w:r>
+      <w:r>
+        <w:rPr>
+          <w:b/>
+          <w:bCs/>
+        </w:rPr>
+        <w:t>должно</w:t>
+      </w:r>
+      <w:r>
+        <w:rPr>
+          <w:b/>
+          <w:bCs/>
+        </w:rPr>
+        <w:t xml:space="preserve"> </w:t>
+      </w:r>
+      <w:r>
+        <w:rPr>
+          <w:b/>
+          <w:bCs/>
+        </w:rPr>
+        <w:t>появиться</w:t>
+      </w:r>
+      <w:r>
+        <w:rPr>
+          <w:b/>
+          <w:bCs/>
+        </w:rPr>
+        <w:t>:</w:t>
+      </w:r>
+    </w:p>
+    <w:p>
+      <w:pPr>
+        <w:rPr>
+          <w:lang w:val="en-US"/>
+        </w:rPr>
+      </w:pPr>
+      <w:r>
+        <w:rPr>
+          <w:lang w:val="en-US"/>
+        </w:rPr>
+        <w:t>backend/migrations/versions/&lt;migration&gt;.</w:t>
+      </w:r>
+      <w:proofErr w:type="spellStart"/>
+      <w:r>
+        <w:rPr>
+          <w:lang w:val="en-US"/>
+        </w:rPr>
+        <w:t>py</w:t>
+      </w:r>
+      <w:proofErr w:type="spellEnd"/>
+    </w:p>
+    <w:p>
+      <w:r>
+        <w:rPr>
+          <w:b/>
+          <w:bCs/>
+        </w:rPr>
+        <w:t>Результат этапа:</w:t>
+      </w:r>
+      <w:r>
+        <w:t xml:space="preserve"> база данных создается одной миграцией.</w:t>
+      </w:r>
+    </w:p>
+    <w:p>
+      <w:r>
+        <w:pict w14:anchorId="2EE7A2F1">
+          <v:rect id="_x0000_i1028" style="width:0;height:1.5pt" o:hralign="center" o:hrstd="t" o:hr="t" fillcolor="#a0a0a0" stroked="f"/>
+        </w:pict>
+      </w:r>
+    </w:p>
+    <w:p>
+      <w:pPr>
+        <w:rPr>
+          <w:b/>
+          <w:bCs/>
+        </w:rPr>
+      </w:pPr>
+      <w:r>
+        <w:rPr>
+          <w:b/>
+          <w:bCs/>
+        </w:rPr>
+        <w:t>Этап 5. Авторизация и роли</w:t>
+      </w:r>
+    </w:p>
+    <w:p>
+      <w:proofErr w:type="spellStart"/>
+      <w:r>
+        <w:rPr>
+          <w:b/>
+          <w:bCs/>
+        </w:rPr>
+        <w:t>Промпт</w:t>
+      </w:r>
+      <w:proofErr w:type="spellEnd"/>
+      <w:r>
+        <w:rPr>
+          <w:b/>
+          <w:bCs/>
+        </w:rPr>
+        <w:t xml:space="preserve"> 5</w:t>
+      </w:r>
+    </w:p>
+    <w:p>
+      <w:r>
+        <w:t xml:space="preserve">Реализуй </w:t>
+      </w:r>
+      <w:proofErr w:type="spellStart"/>
+      <w:r>
+        <w:t>backend</w:t>
+      </w:r>
+      <w:proofErr w:type="spellEnd"/>
+      <w:r>
+        <w:t xml:space="preserve">-логику авторизации: регистрация, вход, выход, обновление токена, получение текущего пользователя, проверка ролей </w:t>
+      </w:r>
+      <w:proofErr w:type="spellStart"/>
+      <w:r>
+        <w:t>user</w:t>
+      </w:r>
+      <w:proofErr w:type="spellEnd"/>
+      <w:r>
+        <w:t>/</w:t>
+      </w:r>
+      <w:proofErr w:type="spellStart"/>
+      <w:r>
+        <w:t>organizer</w:t>
+      </w:r>
+      <w:proofErr w:type="spellEnd"/>
+      <w:r>
+        <w:t>/</w:t>
+      </w:r>
+      <w:proofErr w:type="spellStart"/>
+      <w:r>
+        <w:t>admin</w:t>
+      </w:r>
+      <w:proofErr w:type="spellEnd"/>
+      <w:r>
+        <w:t xml:space="preserve">, блокировка доступа для </w:t>
+      </w:r>
+      <w:proofErr w:type="spellStart"/>
+      <w:r>
+        <w:t>is_blocked</w:t>
+      </w:r>
+      <w:proofErr w:type="spellEnd"/>
+      <w:r>
+        <w:t>=</w:t>
+      </w:r>
+      <w:proofErr w:type="spellStart"/>
+      <w:r>
+        <w:t>true</w:t>
+      </w:r>
+      <w:proofErr w:type="spellEnd"/>
+      <w:r>
+        <w:t xml:space="preserve">, проверка </w:t>
+      </w:r>
+      <w:proofErr w:type="spellStart"/>
+      <w:r>
+        <w:t>legal_documents_accepted</w:t>
+      </w:r>
+      <w:proofErr w:type="spellEnd"/>
+      <w:r>
+        <w:t xml:space="preserve">. </w:t>
+      </w:r>
+      <w:proofErr w:type="spellStart"/>
+      <w:r>
+        <w:t>Refresh</w:t>
+      </w:r>
+      <w:proofErr w:type="spellEnd"/>
+      <w:r>
+        <w:t xml:space="preserve"> </w:t>
+      </w:r>
+      <w:proofErr w:type="spellStart"/>
+      <w:r>
+        <w:t>token</w:t>
+      </w:r>
+      <w:proofErr w:type="spellEnd"/>
+      <w:r>
+        <w:t xml:space="preserve"> должен храниться в </w:t>
+      </w:r>
+      <w:proofErr w:type="spellStart"/>
+      <w:r>
+        <w:t>users</w:t>
+      </w:r>
+      <w:proofErr w:type="spellEnd"/>
+      <w:r>
+        <w:t>. Код должен быть полным. Покажи все файлы, которые нужно добавить или заменить.</w:t>
+      </w:r>
+    </w:p>
+    <w:p>
+      <w:r>
+        <w:rPr>
+          <w:b/>
+          <w:bCs/>
+        </w:rPr>
+        <w:t>Что должно появиться:</w:t>
+      </w:r>
+    </w:p>
+    <w:p>
+      <w:pPr>
+        <w:rPr>
+          <w:lang w:val="en-US"/>
+        </w:rPr>
+      </w:pPr>
+      <w:r>
+        <w:rPr>
+          <w:lang w:val="en-US"/>
+        </w:rPr>
+        <w:t>backend/app/auth/</w:t>
+      </w:r>
+    </w:p>
+    <w:p>
+      <w:pPr>
+        <w:rPr>
+          <w:lang w:val="en-US"/>
+        </w:rPr>
+      </w:pPr>
+      <w:r>
+        <w:rPr>
+          <w:lang w:val="en-US"/>
+        </w:rPr>
+        <w:t xml:space="preserve">  routes.py</w:t>
+      </w:r>
+    </w:p>
+    <w:p>
+      <w:pPr>
+        <w:rPr>
+          <w:lang w:val="en-US"/>
+        </w:rPr>
+      </w:pPr>
+      <w:r>
+        <w:rPr>
+          <w:lang w:val="en-US"/>
+        </w:rPr>
+        <w:t xml:space="preserve">  schemas.py</w:t>
+      </w:r>
+    </w:p>
+    <w:p>
+      <w:r>
+        <w:rPr>
+          <w:lang w:val="en-US"/>
+        </w:rPr>
+        <w:t xml:space="preserve">  </w:t>
+      </w:r>
+      <w:r>
+        <w:t>services.py</w:t>
+      </w:r>
+    </w:p>
+    <w:p>
+      <w:r>
         <w:lastRenderedPageBreak/>
-        <w:t>Промпт 12</w:t>
-      </w:r>
-    </w:p>
-    <w:p>
-      <w:r>
-        <w:t>Реализуй React-страницы личного кабинета администратора: жалобы, организаторы, пользователи. В разделе жалоб должен быть выбор между жалобами на карточки мероприятий и жалобами на отзывы. Учитывай утвержденную логику макетов. Покажи полный код компонентов, страниц и маршрутов.</w:t>
-      </w:r>
-    </w:p>
-    <w:p>
-      <w:r>
-        <w:pict w14:anchorId="4DD49EF3">
-          <v:rect id="_x0000_i1244" style="width:0;height:1.5pt" o:hralign="center" o:hrstd="t" o:hr="t" fillcolor="#a0a0a0" stroked="f"/>
+        <w:t xml:space="preserve">  decorators.py</w:t>
+      </w:r>
+    </w:p>
+    <w:p>
+      <w:r>
+        <w:rPr>
+          <w:b/>
+          <w:bCs/>
+        </w:rPr>
+        <w:t>Результат этапа:</w:t>
+      </w:r>
+      <w:r>
+        <w:t xml:space="preserve"> можно зарегистрироваться, войти, получить токены, проверять роли и доступ.</w:t>
+      </w:r>
+    </w:p>
+    <w:p>
+      <w:r>
+        <w:pict w14:anchorId="0762BE23">
+          <v:rect id="_x0000_i1029" style="width:0;height:1.5pt" o:hralign="center" o:hrstd="t" o:hr="t" fillcolor="#a0a0a0" stroked="f"/>
         </w:pict>
       </w:r>
     </w:p>
@@ -277,29 +1691,11 @@
           <w:b/>
           <w:bCs/>
         </w:rPr>
-        <w:t>Этап 5. Мероприятия</w:t>
-      </w:r>
-    </w:p>
-    <w:p>
-      <w:r>
-        <w:rPr>
-          <w:b/>
-          <w:bCs/>
-        </w:rPr>
-        <w:t>Промпт 13</w:t>
-      </w:r>
-    </w:p>
-    <w:p>
-      <w:r>
-        <w:t>Реализуй backend API для мероприятий: создание, редактирование, просмотр, каталог, фильтрация по тегам, статусам и типу регистрации, архивирование после завершения, получение мероприятий организатора, получение архивных мероприятий. Учитывай типы регистрации: internal, external, none. Покажи полный код backend.</w:t>
-      </w:r>
-    </w:p>
-    <w:p>
-      <w:pPr>
-        <w:rPr>
-          <w:lang w:val="en-US"/>
-        </w:rPr>
-      </w:pPr>
+        <w:t>Этап 6. Правовые документы и повторное согласие</w:t>
+      </w:r>
+    </w:p>
+    <w:p>
+      <w:proofErr w:type="spellStart"/>
       <w:r>
         <w:rPr>
           <w:b/>
@@ -307,596 +1703,3164 @@
         </w:rPr>
         <w:t>Промпт</w:t>
       </w:r>
-      <w:r>
-        <w:rPr>
-          <w:b/>
-          <w:bCs/>
-          <w:lang w:val="en-US"/>
+      <w:proofErr w:type="spellEnd"/>
+      <w:r>
+        <w:rPr>
+          <w:b/>
+          <w:bCs/>
+        </w:rPr>
+        <w:t xml:space="preserve"> 6</w:t>
+      </w:r>
+    </w:p>
+    <w:p>
+      <w:r>
+        <w:t xml:space="preserve">Реализуй </w:t>
+      </w:r>
+      <w:proofErr w:type="spellStart"/>
+      <w:r>
+        <w:t>backend</w:t>
+      </w:r>
+      <w:proofErr w:type="spellEnd"/>
+      <w:r>
+        <w:t xml:space="preserve">-логику правовых документов: получение актуальных документов, принятие документов пользователем, проверка </w:t>
+      </w:r>
+      <w:proofErr w:type="spellStart"/>
+      <w:r>
+        <w:t>legal_documents_accepted</w:t>
+      </w:r>
+      <w:proofErr w:type="spellEnd"/>
+      <w:r>
+        <w:t xml:space="preserve">, обновление документов администратором со сбросом флага </w:t>
+      </w:r>
+      <w:proofErr w:type="spellStart"/>
+      <w:r>
+        <w:t>legal_documents_accepted</w:t>
+      </w:r>
+      <w:proofErr w:type="spellEnd"/>
+      <w:r>
+        <w:t>=</w:t>
+      </w:r>
+      <w:proofErr w:type="spellStart"/>
+      <w:r>
+        <w:t>false</w:t>
+      </w:r>
+      <w:proofErr w:type="spellEnd"/>
+      <w:r>
+        <w:t xml:space="preserve"> у всех пользователей. Документы хранятся только в актуальной версии. Код должен быть полным. Покажи все файлы.</w:t>
+      </w:r>
+    </w:p>
+    <w:p>
+      <w:r>
+        <w:rPr>
+          <w:b/>
+          <w:bCs/>
+        </w:rPr>
+        <w:t>Что должно появиться:</w:t>
+      </w:r>
+    </w:p>
+    <w:p>
+      <w:proofErr w:type="spellStart"/>
+      <w:r>
+        <w:t>backend</w:t>
+      </w:r>
+      <w:proofErr w:type="spellEnd"/>
+      <w:r>
+        <w:t>/</w:t>
+      </w:r>
+      <w:proofErr w:type="spellStart"/>
+      <w:r>
+        <w:t>app</w:t>
+      </w:r>
+      <w:proofErr w:type="spellEnd"/>
+      <w:r>
+        <w:t>/</w:t>
+      </w:r>
+      <w:proofErr w:type="spellStart"/>
+      <w:r>
+        <w:t>legal</w:t>
+      </w:r>
+      <w:proofErr w:type="spellEnd"/>
+      <w:r>
+        <w:t>/</w:t>
+      </w:r>
+    </w:p>
+    <w:p>
+      <w:r>
+        <w:t xml:space="preserve">  routes.py</w:t>
+      </w:r>
+    </w:p>
+    <w:p>
+      <w:r>
+        <w:t xml:space="preserve">  schemas.py</w:t>
+      </w:r>
+    </w:p>
+    <w:p>
+      <w:r>
+        <w:t xml:space="preserve">  services.py</w:t>
+      </w:r>
+    </w:p>
+    <w:p>
+      <w:r>
+        <w:rPr>
+          <w:b/>
+          <w:bCs/>
+        </w:rPr>
+        <w:t>Результат этапа:</w:t>
+      </w:r>
+      <w:r>
+        <w:t xml:space="preserve"> после обновления документов все пользователи должны повторно принять документы.</w:t>
+      </w:r>
+    </w:p>
+    <w:p>
+      <w:r>
+        <w:pict w14:anchorId="7224FC3C">
+          <v:rect id="_x0000_i1030" style="width:0;height:1.5pt" o:hralign="center" o:hrstd="t" o:hr="t" fillcolor="#a0a0a0" stroked="f"/>
+        </w:pict>
+      </w:r>
+    </w:p>
+    <w:p>
+      <w:pPr>
+        <w:rPr>
+          <w:b/>
+          <w:bCs/>
+        </w:rPr>
+      </w:pPr>
+      <w:r>
+        <w:rPr>
+          <w:b/>
+          <w:bCs/>
+        </w:rPr>
+        <w:t xml:space="preserve">Этап 7. </w:t>
+      </w:r>
+      <w:proofErr w:type="spellStart"/>
+      <w:r>
+        <w:rPr>
+          <w:b/>
+          <w:bCs/>
+        </w:rPr>
+        <w:t>Frontend</w:t>
+      </w:r>
+      <w:proofErr w:type="spellEnd"/>
+      <w:r>
+        <w:rPr>
+          <w:b/>
+          <w:bCs/>
+        </w:rPr>
+        <w:t xml:space="preserve">-каркас </w:t>
+      </w:r>
+      <w:proofErr w:type="spellStart"/>
+      <w:r>
+        <w:rPr>
+          <w:b/>
+          <w:bCs/>
+        </w:rPr>
+        <w:t>React</w:t>
+      </w:r>
+      <w:proofErr w:type="spellEnd"/>
+    </w:p>
+    <w:p>
+      <w:proofErr w:type="spellStart"/>
+      <w:r>
+        <w:rPr>
+          <w:b/>
+          <w:bCs/>
+        </w:rPr>
+        <w:t>Промпт</w:t>
+      </w:r>
+      <w:proofErr w:type="spellEnd"/>
+      <w:r>
+        <w:rPr>
+          <w:b/>
+          <w:bCs/>
+        </w:rPr>
+        <w:t xml:space="preserve"> 7</w:t>
+      </w:r>
+    </w:p>
+    <w:p>
+      <w:r>
+        <w:t xml:space="preserve">Создай </w:t>
+      </w:r>
+      <w:proofErr w:type="spellStart"/>
+      <w:r>
+        <w:t>frontend</w:t>
+      </w:r>
+      <w:proofErr w:type="spellEnd"/>
+      <w:r>
+        <w:t xml:space="preserve">-каркас </w:t>
+      </w:r>
+      <w:proofErr w:type="spellStart"/>
+      <w:r>
+        <w:t>React</w:t>
+      </w:r>
+      <w:proofErr w:type="spellEnd"/>
+      <w:r>
+        <w:t xml:space="preserve">-приложения с маршрутизацией, </w:t>
+      </w:r>
+      <w:proofErr w:type="spellStart"/>
+      <w:r>
+        <w:t>layout</w:t>
+      </w:r>
+      <w:proofErr w:type="spellEnd"/>
+      <w:r>
+        <w:t>-компонентами, защитой маршрутов по ролям, подключением API-клиента, хранением токенов, страницами входа, регистрации и обязательного принятия правовых документов после входа. Код должен быть полным. Покажи все файлы и укажи, куда их положить.</w:t>
+      </w:r>
+    </w:p>
+    <w:p>
+      <w:r>
+        <w:rPr>
+          <w:b/>
+          <w:bCs/>
+        </w:rPr>
+        <w:t>Что должно появиться:</w:t>
+      </w:r>
+    </w:p>
+    <w:p>
+      <w:proofErr w:type="spellStart"/>
+      <w:r>
+        <w:t>frontend</w:t>
+      </w:r>
+      <w:proofErr w:type="spellEnd"/>
+      <w:r>
+        <w:t>/</w:t>
+      </w:r>
+      <w:proofErr w:type="spellStart"/>
+      <w:r>
+        <w:t>src</w:t>
+      </w:r>
+      <w:proofErr w:type="spellEnd"/>
+      <w:r>
+        <w:t>/</w:t>
+      </w:r>
+    </w:p>
+    <w:p>
+      <w:pPr>
+        <w:rPr>
+          <w:lang w:val="en-US"/>
+        </w:rPr>
+      </w:pPr>
+      <w:r>
+        <w:t xml:space="preserve">  </w:t>
+      </w:r>
+      <w:proofErr w:type="spellStart"/>
+      <w:r>
+        <w:rPr>
+          <w:lang w:val="en-US"/>
+        </w:rPr>
+        <w:t>api</w:t>
+      </w:r>
+      <w:proofErr w:type="spellEnd"/>
+      <w:r>
+        <w:rPr>
+          <w:lang w:val="en-US"/>
+        </w:rPr>
+        <w:t>/</w:t>
+      </w:r>
+    </w:p>
+    <w:p>
+      <w:pPr>
+        <w:rPr>
+          <w:lang w:val="en-US"/>
+        </w:rPr>
+      </w:pPr>
+      <w:r>
+        <w:rPr>
+          <w:lang w:val="en-US"/>
+        </w:rPr>
+        <w:t xml:space="preserve">  app/</w:t>
+      </w:r>
+    </w:p>
+    <w:p>
+      <w:pPr>
+        <w:rPr>
+          <w:lang w:val="en-US"/>
+        </w:rPr>
+      </w:pPr>
+      <w:r>
+        <w:rPr>
+          <w:lang w:val="en-US"/>
+        </w:rPr>
+        <w:t xml:space="preserve">  components/</w:t>
+      </w:r>
+    </w:p>
+    <w:p>
+      <w:pPr>
+        <w:rPr>
+          <w:lang w:val="en-US"/>
+        </w:rPr>
+      </w:pPr>
+      <w:r>
+        <w:rPr>
+          <w:lang w:val="en-US"/>
+        </w:rPr>
+        <w:t xml:space="preserve">  layouts/</w:t>
+      </w:r>
+    </w:p>
+    <w:p>
+      <w:pPr>
+        <w:rPr>
+          <w:lang w:val="en-US"/>
+        </w:rPr>
+      </w:pPr>
+      <w:r>
+        <w:rPr>
+          <w:lang w:val="en-US"/>
+        </w:rPr>
+        <w:t xml:space="preserve">  pages/</w:t>
+      </w:r>
+    </w:p>
+    <w:p>
+      <w:r>
+        <w:rPr>
+          <w:lang w:val="en-US"/>
+        </w:rPr>
+        <w:lastRenderedPageBreak/>
+        <w:t xml:space="preserve">  </w:t>
+      </w:r>
+      <w:proofErr w:type="spellStart"/>
+      <w:r>
+        <w:t>router</w:t>
+      </w:r>
+      <w:proofErr w:type="spellEnd"/>
+      <w:r>
+        <w:t>/</w:t>
+      </w:r>
+    </w:p>
+    <w:p>
+      <w:r>
+        <w:t xml:space="preserve">  </w:t>
+      </w:r>
+      <w:proofErr w:type="spellStart"/>
+      <w:r>
+        <w:t>store</w:t>
+      </w:r>
+      <w:proofErr w:type="spellEnd"/>
+      <w:r>
+        <w:t>/</w:t>
+      </w:r>
+    </w:p>
+    <w:p>
+      <w:r>
+        <w:rPr>
+          <w:b/>
+          <w:bCs/>
+        </w:rPr>
+        <w:t>Результат этапа:</w:t>
+      </w:r>
+      <w:r>
+        <w:t xml:space="preserve"> </w:t>
+      </w:r>
+      <w:proofErr w:type="spellStart"/>
+      <w:r>
+        <w:t>frontend</w:t>
+      </w:r>
+      <w:proofErr w:type="spellEnd"/>
+      <w:r>
+        <w:t xml:space="preserve"> умеет входить, регистрироваться, проверять роль и показывать страницу согласия с документами.</w:t>
+      </w:r>
+    </w:p>
+    <w:p>
+      <w:r>
+        <w:pict w14:anchorId="0FED7A7E">
+          <v:rect id="_x0000_i1031" style="width:0;height:1.5pt" o:hralign="center" o:hrstd="t" o:hr="t" fillcolor="#a0a0a0" stroked="f"/>
+        </w:pict>
+      </w:r>
+    </w:p>
+    <w:p>
+      <w:pPr>
+        <w:rPr>
+          <w:b/>
+          <w:bCs/>
+        </w:rPr>
+      </w:pPr>
+      <w:r>
+        <w:rPr>
+          <w:b/>
+          <w:bCs/>
+        </w:rPr>
+        <w:t>Этап 8. Пользователи и профили</w:t>
+      </w:r>
+    </w:p>
+    <w:p>
+      <w:proofErr w:type="spellStart"/>
+      <w:r>
+        <w:rPr>
+          <w:b/>
+          <w:bCs/>
+        </w:rPr>
+        <w:t>Промпт</w:t>
+      </w:r>
+      <w:proofErr w:type="spellEnd"/>
+      <w:r>
+        <w:rPr>
+          <w:b/>
+          <w:bCs/>
+        </w:rPr>
+        <w:t xml:space="preserve"> 8</w:t>
+      </w:r>
+    </w:p>
+    <w:p>
+      <w:r>
+        <w:t xml:space="preserve">Реализуй </w:t>
+      </w:r>
+      <w:proofErr w:type="spellStart"/>
+      <w:r>
+        <w:t>backend</w:t>
+      </w:r>
+      <w:proofErr w:type="spellEnd"/>
+      <w:r>
+        <w:t xml:space="preserve"> и </w:t>
+      </w:r>
+      <w:proofErr w:type="spellStart"/>
+      <w:r>
+        <w:t>frontend</w:t>
+      </w:r>
+      <w:proofErr w:type="spellEnd"/>
+      <w:r>
+        <w:t xml:space="preserve"> для профиля пользователя, профиля организатора и администратора: просмотр своих данных, редактирование профиля, изменение пароля, блокировка и разблокировка пользователей администратором, список пользователей в кабинете администратора. Код должен быть полным. Покажи все новые и измененные файлы.</w:t>
+      </w:r>
+    </w:p>
+    <w:p>
+      <w:r>
+        <w:rPr>
+          <w:b/>
+          <w:bCs/>
+        </w:rPr>
+        <w:t>Что должно появиться:</w:t>
+      </w:r>
+    </w:p>
+    <w:p>
+      <w:proofErr w:type="spellStart"/>
+      <w:r>
+        <w:t>backend</w:t>
+      </w:r>
+      <w:proofErr w:type="spellEnd"/>
+      <w:r>
+        <w:t>/</w:t>
+      </w:r>
+      <w:proofErr w:type="spellStart"/>
+      <w:r>
+        <w:t>app</w:t>
+      </w:r>
+      <w:proofErr w:type="spellEnd"/>
+      <w:r>
+        <w:t>/</w:t>
+      </w:r>
+      <w:proofErr w:type="spellStart"/>
+      <w:r>
+        <w:t>users</w:t>
+      </w:r>
+      <w:proofErr w:type="spellEnd"/>
+      <w:r>
+        <w:t>/</w:t>
+      </w:r>
+    </w:p>
+    <w:p>
+      <w:pPr>
+        <w:rPr>
+          <w:lang w:val="en-US"/>
+        </w:rPr>
+      </w:pPr>
+      <w:r>
+        <w:rPr>
+          <w:lang w:val="en-US"/>
+        </w:rPr>
+        <w:t>frontend/</w:t>
+      </w:r>
+      <w:proofErr w:type="spellStart"/>
+      <w:r>
+        <w:rPr>
+          <w:lang w:val="en-US"/>
+        </w:rPr>
+        <w:t>src</w:t>
+      </w:r>
+      <w:proofErr w:type="spellEnd"/>
+      <w:r>
+        <w:rPr>
+          <w:lang w:val="en-US"/>
+        </w:rPr>
+        <w:t>/pages/user/</w:t>
+      </w:r>
+    </w:p>
+    <w:p>
+      <w:pPr>
+        <w:rPr>
+          <w:lang w:val="en-US"/>
+        </w:rPr>
+      </w:pPr>
+      <w:r>
+        <w:rPr>
+          <w:lang w:val="en-US"/>
+        </w:rPr>
+        <w:t>frontend/</w:t>
+      </w:r>
+      <w:proofErr w:type="spellStart"/>
+      <w:r>
+        <w:rPr>
+          <w:lang w:val="en-US"/>
+        </w:rPr>
+        <w:t>src</w:t>
+      </w:r>
+      <w:proofErr w:type="spellEnd"/>
+      <w:r>
+        <w:rPr>
+          <w:lang w:val="en-US"/>
+        </w:rPr>
+        <w:t>/pages/admin/</w:t>
+      </w:r>
+      <w:proofErr w:type="spellStart"/>
+      <w:r>
+        <w:rPr>
+          <w:lang w:val="en-US"/>
+        </w:rPr>
+        <w:t>AdminUsersPage.jsx</w:t>
+      </w:r>
+      <w:proofErr w:type="spellEnd"/>
+    </w:p>
+    <w:p>
+      <w:r>
+        <w:rPr>
+          <w:b/>
+          <w:bCs/>
+        </w:rPr>
+        <w:t>Результат этапа:</w:t>
+      </w:r>
+      <w:r>
+        <w:t xml:space="preserve"> готовы личные кабинеты и управление пользователями.</w:t>
+      </w:r>
+    </w:p>
+    <w:p>
+      <w:r>
+        <w:pict w14:anchorId="2480EE72">
+          <v:rect id="_x0000_i1032" style="width:0;height:1.5pt" o:hralign="center" o:hrstd="t" o:hr="t" fillcolor="#a0a0a0" stroked="f"/>
+        </w:pict>
+      </w:r>
+    </w:p>
+    <w:p>
+      <w:pPr>
+        <w:rPr>
+          <w:b/>
+          <w:bCs/>
+        </w:rPr>
+      </w:pPr>
+      <w:r>
+        <w:rPr>
+          <w:b/>
+          <w:bCs/>
+        </w:rPr>
+        <w:t>Этап 9. Организаторы</w:t>
+      </w:r>
+    </w:p>
+    <w:p>
+      <w:proofErr w:type="spellStart"/>
+      <w:r>
+        <w:rPr>
+          <w:b/>
+          <w:bCs/>
+        </w:rPr>
+        <w:t>Промпт</w:t>
+      </w:r>
+      <w:proofErr w:type="spellEnd"/>
+      <w:r>
+        <w:rPr>
+          <w:b/>
+          <w:bCs/>
+        </w:rPr>
+        <w:t xml:space="preserve"> 9</w:t>
+      </w:r>
+    </w:p>
+    <w:p>
+      <w:pPr>
+        <w:rPr>
+          <w:lang w:val="en-US"/>
+        </w:rPr>
+      </w:pPr>
+      <w:r>
+        <w:t>Реализуй функциональность организаторов: страница организатора, список организаторов для администратора, блокировка и разблокировка организаторов, отображение рейтинга организатора. Организатор должен оставаться пользователем с функциями участника. Код должен быть полным. Покажи</w:t>
+      </w:r>
+      <w:r>
+        <w:rPr>
+          <w:lang w:val="en-US"/>
+        </w:rPr>
+        <w:t xml:space="preserve"> </w:t>
+      </w:r>
+      <w:r>
+        <w:t>все</w:t>
+      </w:r>
+      <w:r>
+        <w:rPr>
+          <w:lang w:val="en-US"/>
+        </w:rPr>
+        <w:t xml:space="preserve"> </w:t>
+      </w:r>
+      <w:r>
+        <w:t>файлы</w:t>
+      </w:r>
+      <w:r>
+        <w:rPr>
+          <w:lang w:val="en-US"/>
+        </w:rPr>
+        <w:t>.</w:t>
+      </w:r>
+    </w:p>
+    <w:p>
+      <w:pPr>
+        <w:rPr>
+          <w:lang w:val="en-US"/>
+        </w:rPr>
+      </w:pPr>
+      <w:r>
+        <w:rPr>
+          <w:b/>
+          <w:bCs/>
+        </w:rPr>
+        <w:t>Что</w:t>
+      </w:r>
+      <w:r>
+        <w:rPr>
+          <w:b/>
+          <w:bCs/>
+          <w:lang w:val="en-US"/>
+        </w:rPr>
+        <w:t xml:space="preserve"> </w:t>
+      </w:r>
+      <w:r>
+        <w:rPr>
+          <w:b/>
+          <w:bCs/>
+        </w:rPr>
+        <w:t>должно</w:t>
+      </w:r>
+      <w:r>
+        <w:rPr>
+          <w:b/>
+          <w:bCs/>
+          <w:lang w:val="en-US"/>
+        </w:rPr>
+        <w:t xml:space="preserve"> </w:t>
+      </w:r>
+      <w:r>
+        <w:rPr>
+          <w:b/>
+          <w:bCs/>
+        </w:rPr>
+        <w:t>появиться</w:t>
+      </w:r>
+      <w:r>
+        <w:rPr>
+          <w:b/>
+          <w:bCs/>
+          <w:lang w:val="en-US"/>
+        </w:rPr>
+        <w:t>:</w:t>
+      </w:r>
+    </w:p>
+    <w:p>
+      <w:pPr>
+        <w:rPr>
+          <w:lang w:val="en-US"/>
+        </w:rPr>
+      </w:pPr>
+      <w:r>
+        <w:rPr>
+          <w:lang w:val="en-US"/>
+        </w:rPr>
+        <w:t>backend/app/organizers/</w:t>
+      </w:r>
+    </w:p>
+    <w:p>
+      <w:pPr>
+        <w:rPr>
+          <w:lang w:val="en-US"/>
+        </w:rPr>
+      </w:pPr>
+      <w:r>
+        <w:rPr>
+          <w:lang w:val="en-US"/>
+        </w:rPr>
+        <w:t>frontend/</w:t>
+      </w:r>
+      <w:proofErr w:type="spellStart"/>
+      <w:r>
+        <w:rPr>
+          <w:lang w:val="en-US"/>
+        </w:rPr>
+        <w:t>src</w:t>
+      </w:r>
+      <w:proofErr w:type="spellEnd"/>
+      <w:r>
+        <w:rPr>
+          <w:lang w:val="en-US"/>
+        </w:rPr>
+        <w:t>/pages/organizers/</w:t>
+      </w:r>
+    </w:p>
+    <w:p>
+      <w:pPr>
+        <w:rPr>
+          <w:lang w:val="en-US"/>
+        </w:rPr>
+      </w:pPr>
+      <w:r>
+        <w:rPr>
+          <w:lang w:val="en-US"/>
+        </w:rPr>
+        <w:t>frontend/</w:t>
+      </w:r>
+      <w:proofErr w:type="spellStart"/>
+      <w:r>
+        <w:rPr>
+          <w:lang w:val="en-US"/>
+        </w:rPr>
+        <w:t>src</w:t>
+      </w:r>
+      <w:proofErr w:type="spellEnd"/>
+      <w:r>
+        <w:rPr>
+          <w:lang w:val="en-US"/>
+        </w:rPr>
+        <w:t>/pages/admin/</w:t>
+      </w:r>
+      <w:proofErr w:type="spellStart"/>
+      <w:r>
+        <w:rPr>
+          <w:lang w:val="en-US"/>
+        </w:rPr>
+        <w:t>AdminOrganizersPage.jsx</w:t>
+      </w:r>
+      <w:proofErr w:type="spellEnd"/>
+    </w:p>
+    <w:p>
+      <w:r>
+        <w:rPr>
+          <w:b/>
+          <w:bCs/>
+        </w:rPr>
+        <w:t>Результат этапа:</w:t>
+      </w:r>
+      <w:r>
+        <w:t xml:space="preserve"> есть публичная страница организатора и управление организаторами в ЛК администратора.</w:t>
+      </w:r>
+    </w:p>
+    <w:p>
+      <w:r>
+        <w:pict w14:anchorId="01484783">
+          <v:rect id="_x0000_i1033" style="width:0;height:1.5pt" o:hralign="center" o:hrstd="t" o:hr="t" fillcolor="#a0a0a0" stroked="f"/>
+        </w:pict>
+      </w:r>
+    </w:p>
+    <w:p>
+      <w:pPr>
+        <w:rPr>
+          <w:b/>
+          <w:bCs/>
+        </w:rPr>
+      </w:pPr>
+      <w:r>
+        <w:rPr>
+          <w:b/>
+          <w:bCs/>
+        </w:rPr>
+        <w:t>Этап 10. Создание мероприятий</w:t>
+      </w:r>
+    </w:p>
+    <w:p>
+      <w:proofErr w:type="spellStart"/>
+      <w:r>
+        <w:rPr>
+          <w:b/>
+          <w:bCs/>
+        </w:rPr>
+        <w:lastRenderedPageBreak/>
+        <w:t>Промпт</w:t>
+      </w:r>
+      <w:proofErr w:type="spellEnd"/>
+      <w:r>
+        <w:rPr>
+          <w:b/>
+          <w:bCs/>
+        </w:rPr>
+        <w:t xml:space="preserve"> 10</w:t>
+      </w:r>
+    </w:p>
+    <w:p>
+      <w:r>
+        <w:t>Реализуй создание мероприятия организатором. Нужно учесть три типа регистрации: внутренняя, внешняя и без регистрации. Для внутренней регистрации создается структура формы, для внешней — ссылка и стоимость, для варианта без регистрации регистрационные данные не создаются. Добавь теги, стоимость, формат онлайн/офлайн, место, расписание, требования, подтверждение достоверности информации. Код должен быть полным. Покажи все файлы.</w:t>
+      </w:r>
+    </w:p>
+    <w:p>
+      <w:r>
+        <w:rPr>
+          <w:b/>
+          <w:bCs/>
+        </w:rPr>
+        <w:t>Что должно появиться:</w:t>
+      </w:r>
+    </w:p>
+    <w:p>
+      <w:pPr>
+        <w:rPr>
+          <w:lang w:val="en-US"/>
+        </w:rPr>
+      </w:pPr>
+      <w:r>
+        <w:rPr>
+          <w:lang w:val="en-US"/>
+        </w:rPr>
+        <w:t>backend/app/events/</w:t>
+      </w:r>
+    </w:p>
+    <w:p>
+      <w:pPr>
+        <w:rPr>
+          <w:lang w:val="en-US"/>
+        </w:rPr>
+      </w:pPr>
+      <w:r>
+        <w:rPr>
+          <w:lang w:val="en-US"/>
+        </w:rPr>
+        <w:t>frontend/</w:t>
+      </w:r>
+      <w:proofErr w:type="spellStart"/>
+      <w:r>
+        <w:rPr>
+          <w:lang w:val="en-US"/>
+        </w:rPr>
+        <w:t>src</w:t>
+      </w:r>
+      <w:proofErr w:type="spellEnd"/>
+      <w:r>
+        <w:rPr>
+          <w:lang w:val="en-US"/>
+        </w:rPr>
+        <w:t>/pages/organizer/</w:t>
+      </w:r>
+      <w:proofErr w:type="spellStart"/>
+      <w:r>
+        <w:rPr>
+          <w:lang w:val="en-US"/>
+        </w:rPr>
+        <w:t>EventCreatePage.jsx</w:t>
+      </w:r>
+      <w:proofErr w:type="spellEnd"/>
+    </w:p>
+    <w:p>
+      <w:r>
+        <w:rPr>
+          <w:b/>
+          <w:bCs/>
+        </w:rPr>
+        <w:t>Результат этапа:</w:t>
+      </w:r>
+      <w:r>
+        <w:t xml:space="preserve"> организатор может создать мероприятие любого из трех типов.</w:t>
+      </w:r>
+    </w:p>
+    <w:p>
+      <w:r>
+        <w:pict w14:anchorId="4CEC13A1">
+          <v:rect id="_x0000_i1034" style="width:0;height:1.5pt" o:hralign="center" o:hrstd="t" o:hr="t" fillcolor="#a0a0a0" stroked="f"/>
+        </w:pict>
+      </w:r>
+    </w:p>
+    <w:p>
+      <w:pPr>
+        <w:rPr>
+          <w:b/>
+          <w:bCs/>
+        </w:rPr>
+      </w:pPr>
+      <w:r>
+        <w:rPr>
+          <w:b/>
+          <w:bCs/>
+        </w:rPr>
+        <w:t>Этап 11. Каталог и карточки мероприятий</w:t>
+      </w:r>
+    </w:p>
+    <w:p>
+      <w:proofErr w:type="spellStart"/>
+      <w:r>
+        <w:rPr>
+          <w:b/>
+          <w:bCs/>
+        </w:rPr>
+        <w:t>Промпт</w:t>
+      </w:r>
+      <w:proofErr w:type="spellEnd"/>
+      <w:r>
+        <w:rPr>
+          <w:b/>
+          <w:bCs/>
+        </w:rPr>
+        <w:t xml:space="preserve"> 11</w:t>
+      </w:r>
+    </w:p>
+    <w:p>
+      <w:r>
+        <w:t xml:space="preserve">Реализуй каталог мероприятий и публичные карточки мероприятий: </w:t>
+      </w:r>
+      <w:proofErr w:type="spellStart"/>
+      <w:r>
+        <w:t>event-internal</w:t>
+      </w:r>
+      <w:proofErr w:type="spellEnd"/>
+      <w:r>
+        <w:t xml:space="preserve">, </w:t>
+      </w:r>
+      <w:proofErr w:type="spellStart"/>
+      <w:r>
+        <w:t>event-external</w:t>
+      </w:r>
+      <w:proofErr w:type="spellEnd"/>
+      <w:r>
+        <w:t xml:space="preserve">, </w:t>
+      </w:r>
+      <w:proofErr w:type="spellStart"/>
+      <w:r>
+        <w:t>event-without-registration</w:t>
+      </w:r>
+      <w:proofErr w:type="spellEnd"/>
+      <w:r>
+        <w:t>. Учти отображение стоимости, тегов, рейтинга организатора, кнопок регистрации, внешней регистрации, избранного и жалобы. Код должен быть полным. Покажи все файлы.</w:t>
+      </w:r>
+    </w:p>
+    <w:p>
+      <w:r>
+        <w:rPr>
+          <w:b/>
+          <w:bCs/>
+        </w:rPr>
+        <w:t>Что должно появиться:</w:t>
+      </w:r>
+    </w:p>
+    <w:p>
+      <w:pPr>
+        <w:rPr>
+          <w:lang w:val="en-US"/>
+        </w:rPr>
+      </w:pPr>
+      <w:r>
+        <w:rPr>
+          <w:lang w:val="en-US"/>
+        </w:rPr>
+        <w:t>frontend/</w:t>
+      </w:r>
+      <w:proofErr w:type="spellStart"/>
+      <w:r>
+        <w:rPr>
+          <w:lang w:val="en-US"/>
+        </w:rPr>
+        <w:t>src</w:t>
+      </w:r>
+      <w:proofErr w:type="spellEnd"/>
+      <w:r>
+        <w:rPr>
+          <w:lang w:val="en-US"/>
+        </w:rPr>
+        <w:t>/pages/events/</w:t>
+      </w:r>
+      <w:proofErr w:type="spellStart"/>
+      <w:r>
+        <w:rPr>
+          <w:lang w:val="en-US"/>
+        </w:rPr>
+        <w:t>EventCatalogPage.jsx</w:t>
+      </w:r>
+      <w:proofErr w:type="spellEnd"/>
+    </w:p>
+    <w:p>
+      <w:pPr>
+        <w:rPr>
+          <w:lang w:val="en-US"/>
+        </w:rPr>
+      </w:pPr>
+      <w:r>
+        <w:rPr>
+          <w:lang w:val="en-US"/>
+        </w:rPr>
+        <w:t>frontend/</w:t>
+      </w:r>
+      <w:proofErr w:type="spellStart"/>
+      <w:r>
+        <w:rPr>
+          <w:lang w:val="en-US"/>
+        </w:rPr>
+        <w:t>src</w:t>
+      </w:r>
+      <w:proofErr w:type="spellEnd"/>
+      <w:r>
+        <w:rPr>
+          <w:lang w:val="en-US"/>
+        </w:rPr>
+        <w:t>/pages/events/</w:t>
+      </w:r>
+      <w:proofErr w:type="spellStart"/>
+      <w:r>
+        <w:rPr>
+          <w:lang w:val="en-US"/>
+        </w:rPr>
+        <w:t>EventInternalPage.jsx</w:t>
+      </w:r>
+      <w:proofErr w:type="spellEnd"/>
+    </w:p>
+    <w:p>
+      <w:pPr>
+        <w:rPr>
+          <w:lang w:val="en-US"/>
+        </w:rPr>
+      </w:pPr>
+      <w:r>
+        <w:rPr>
+          <w:lang w:val="en-US"/>
+        </w:rPr>
+        <w:t>frontend/</w:t>
+      </w:r>
+      <w:proofErr w:type="spellStart"/>
+      <w:r>
+        <w:rPr>
+          <w:lang w:val="en-US"/>
+        </w:rPr>
+        <w:t>src</w:t>
+      </w:r>
+      <w:proofErr w:type="spellEnd"/>
+      <w:r>
+        <w:rPr>
+          <w:lang w:val="en-US"/>
+        </w:rPr>
+        <w:t>/pages/events/</w:t>
+      </w:r>
+      <w:proofErr w:type="spellStart"/>
+      <w:r>
+        <w:rPr>
+          <w:lang w:val="en-US"/>
+        </w:rPr>
+        <w:t>EventExternalPage.jsx</w:t>
+      </w:r>
+      <w:proofErr w:type="spellEnd"/>
+    </w:p>
+    <w:p>
+      <w:pPr>
+        <w:rPr>
+          <w:lang w:val="en-US"/>
+        </w:rPr>
+      </w:pPr>
+      <w:r>
+        <w:rPr>
+          <w:lang w:val="en-US"/>
+        </w:rPr>
+        <w:t>frontend/</w:t>
+      </w:r>
+      <w:proofErr w:type="spellStart"/>
+      <w:r>
+        <w:rPr>
+          <w:lang w:val="en-US"/>
+        </w:rPr>
+        <w:t>src</w:t>
+      </w:r>
+      <w:proofErr w:type="spellEnd"/>
+      <w:r>
+        <w:rPr>
+          <w:lang w:val="en-US"/>
+        </w:rPr>
+        <w:t>/pages/events/</w:t>
+      </w:r>
+      <w:proofErr w:type="spellStart"/>
+      <w:r>
+        <w:rPr>
+          <w:lang w:val="en-US"/>
+        </w:rPr>
+        <w:t>EventWithoutRegistrationPage.jsx</w:t>
+      </w:r>
+      <w:proofErr w:type="spellEnd"/>
+    </w:p>
+    <w:p>
+      <w:r>
+        <w:rPr>
+          <w:b/>
+          <w:bCs/>
+        </w:rPr>
+        <w:t>Результат этапа:</w:t>
+      </w:r>
+      <w:r>
+        <w:t xml:space="preserve"> пользователи видят каталог и карточки разных типов мероприятий.</w:t>
+      </w:r>
+    </w:p>
+    <w:p>
+      <w:r>
+        <w:pict w14:anchorId="17B9D352">
+          <v:rect id="_x0000_i1035" style="width:0;height:1.5pt" o:hralign="center" o:hrstd="t" o:hr="t" fillcolor="#a0a0a0" stroked="f"/>
+        </w:pict>
+      </w:r>
+    </w:p>
+    <w:p>
+      <w:pPr>
+        <w:rPr>
+          <w:b/>
+          <w:bCs/>
+        </w:rPr>
+      </w:pPr>
+      <w:r>
+        <w:rPr>
+          <w:b/>
+          <w:bCs/>
+        </w:rPr>
+        <w:t>Этап 12. Избранное</w:t>
+      </w:r>
+    </w:p>
+    <w:p>
+      <w:proofErr w:type="spellStart"/>
+      <w:r>
+        <w:rPr>
+          <w:b/>
+          <w:bCs/>
+        </w:rPr>
+        <w:t>Промпт</w:t>
+      </w:r>
+      <w:proofErr w:type="spellEnd"/>
+      <w:r>
+        <w:rPr>
+          <w:b/>
+          <w:bCs/>
+        </w:rPr>
+        <w:t xml:space="preserve"> 12</w:t>
+      </w:r>
+    </w:p>
+    <w:p>
+      <w:r>
+        <w:t xml:space="preserve">Реализуй избранное: добавление мероприятия в избранное, удаление из избранного, страница избранного пользователя, проверка состояния кнопки на карточке мероприятия. Код должен быть полным. Покажи </w:t>
+      </w:r>
+      <w:proofErr w:type="spellStart"/>
+      <w:r>
+        <w:t>backend</w:t>
+      </w:r>
+      <w:proofErr w:type="spellEnd"/>
+      <w:r>
+        <w:t xml:space="preserve"> и </w:t>
+      </w:r>
+      <w:proofErr w:type="spellStart"/>
+      <w:r>
+        <w:t>frontend</w:t>
+      </w:r>
+      <w:proofErr w:type="spellEnd"/>
+      <w:r>
+        <w:t xml:space="preserve"> файлы.</w:t>
+      </w:r>
+    </w:p>
+    <w:p>
+      <w:r>
+        <w:rPr>
+          <w:b/>
+          <w:bCs/>
+        </w:rPr>
+        <w:t>Что должно появиться:</w:t>
+      </w:r>
+    </w:p>
+    <w:p>
+      <w:pPr>
+        <w:rPr>
+          <w:lang w:val="en-US"/>
+        </w:rPr>
+      </w:pPr>
+      <w:r>
+        <w:rPr>
+          <w:lang w:val="en-US"/>
+        </w:rPr>
+        <w:t>backend/app/favorites/</w:t>
+      </w:r>
+    </w:p>
+    <w:p>
+      <w:pPr>
+        <w:rPr>
+          <w:lang w:val="en-US"/>
+        </w:rPr>
+      </w:pPr>
+      <w:r>
+        <w:rPr>
+          <w:lang w:val="en-US"/>
+        </w:rPr>
+        <w:lastRenderedPageBreak/>
+        <w:t>frontend/</w:t>
+      </w:r>
+      <w:proofErr w:type="spellStart"/>
+      <w:r>
+        <w:rPr>
+          <w:lang w:val="en-US"/>
+        </w:rPr>
+        <w:t>src</w:t>
+      </w:r>
+      <w:proofErr w:type="spellEnd"/>
+      <w:r>
+        <w:rPr>
+          <w:lang w:val="en-US"/>
+        </w:rPr>
+        <w:t>/pages/user/</w:t>
+      </w:r>
+      <w:proofErr w:type="spellStart"/>
+      <w:r>
+        <w:rPr>
+          <w:lang w:val="en-US"/>
+        </w:rPr>
+        <w:t>UserFavoritesPage.jsx</w:t>
+      </w:r>
+      <w:proofErr w:type="spellEnd"/>
+    </w:p>
+    <w:p>
+      <w:r>
+        <w:rPr>
+          <w:b/>
+          <w:bCs/>
+        </w:rPr>
+        <w:t>Результат этапа:</w:t>
+      </w:r>
+      <w:r>
+        <w:t xml:space="preserve"> пользователь может управлять избранными мероприятиями.</w:t>
+      </w:r>
+    </w:p>
+    <w:p>
+      <w:r>
+        <w:pict w14:anchorId="4EECA8D6">
+          <v:rect id="_x0000_i1036" style="width:0;height:1.5pt" o:hralign="center" o:hrstd="t" o:hr="t" fillcolor="#a0a0a0" stroked="f"/>
+        </w:pict>
+      </w:r>
+    </w:p>
+    <w:p>
+      <w:pPr>
+        <w:rPr>
+          <w:b/>
+          <w:bCs/>
+        </w:rPr>
+      </w:pPr>
+      <w:r>
+        <w:rPr>
+          <w:b/>
+          <w:bCs/>
+        </w:rPr>
+        <w:t>Этап 13. Внутренняя регистрация на мероприятия</w:t>
+      </w:r>
+    </w:p>
+    <w:p>
+      <w:proofErr w:type="spellStart"/>
+      <w:r>
+        <w:rPr>
+          <w:b/>
+          <w:bCs/>
+        </w:rPr>
+        <w:t>Промпт</w:t>
+      </w:r>
+      <w:proofErr w:type="spellEnd"/>
+      <w:r>
+        <w:rPr>
+          <w:b/>
+          <w:bCs/>
+        </w:rPr>
+        <w:t xml:space="preserve"> 13</w:t>
+      </w:r>
+    </w:p>
+    <w:p>
+      <w:r>
+        <w:t xml:space="preserve">Реализуй внутреннюю регистрацию на мероприятие. Нужно поддержать регистрацию без подтверждения и регистрацию с подтверждением организатором. Ответы формы должны храниться в </w:t>
+      </w:r>
+      <w:proofErr w:type="spellStart"/>
+      <w:r>
+        <w:t>event_</w:t>
+      </w:r>
+      <w:proofErr w:type="gramStart"/>
+      <w:r>
+        <w:t>registrations.answers</w:t>
+      </w:r>
+      <w:proofErr w:type="spellEnd"/>
+      <w:proofErr w:type="gramEnd"/>
+      <w:r>
+        <w:t xml:space="preserve"> </w:t>
+      </w:r>
+      <w:proofErr w:type="spellStart"/>
+      <w:r>
+        <w:t>jsonb</w:t>
+      </w:r>
+      <w:proofErr w:type="spellEnd"/>
+      <w:r>
+        <w:t>. Реализуй подачу заявки, отмену заявки, отмену регистрации, подтверждение и отклонение заявки организатором. Код должен быть полным. Покажи все файлы.</w:t>
+      </w:r>
+    </w:p>
+    <w:p>
+      <w:r>
+        <w:rPr>
+          <w:b/>
+          <w:bCs/>
+        </w:rPr>
+        <w:t>Что должно появиться:</w:t>
+      </w:r>
+    </w:p>
+    <w:p>
+      <w:pPr>
+        <w:rPr>
+          <w:lang w:val="en-US"/>
+        </w:rPr>
+      </w:pPr>
+      <w:r>
+        <w:rPr>
+          <w:lang w:val="en-US"/>
+        </w:rPr>
+        <w:t>backend/app/registrations/</w:t>
+      </w:r>
+    </w:p>
+    <w:p>
+      <w:pPr>
+        <w:rPr>
+          <w:lang w:val="en-US"/>
+        </w:rPr>
+      </w:pPr>
+      <w:r>
+        <w:rPr>
+          <w:lang w:val="en-US"/>
+        </w:rPr>
+        <w:t>frontend/</w:t>
+      </w:r>
+      <w:proofErr w:type="spellStart"/>
+      <w:r>
+        <w:rPr>
+          <w:lang w:val="en-US"/>
+        </w:rPr>
+        <w:t>src</w:t>
+      </w:r>
+      <w:proofErr w:type="spellEnd"/>
+      <w:r>
+        <w:rPr>
+          <w:lang w:val="en-US"/>
+        </w:rPr>
+        <w:t>/pages/events/</w:t>
+      </w:r>
+      <w:proofErr w:type="spellStart"/>
+      <w:r>
+        <w:rPr>
+          <w:lang w:val="en-US"/>
+        </w:rPr>
+        <w:t>EventRegistrationPage.jsx</w:t>
+      </w:r>
+      <w:proofErr w:type="spellEnd"/>
+    </w:p>
+    <w:p>
+      <w:pPr>
+        <w:rPr>
+          <w:lang w:val="en-US"/>
+        </w:rPr>
+      </w:pPr>
+      <w:r>
+        <w:rPr>
+          <w:lang w:val="en-US"/>
+        </w:rPr>
+        <w:t>frontend/</w:t>
+      </w:r>
+      <w:proofErr w:type="spellStart"/>
+      <w:r>
+        <w:rPr>
+          <w:lang w:val="en-US"/>
+        </w:rPr>
+        <w:t>src</w:t>
+      </w:r>
+      <w:proofErr w:type="spellEnd"/>
+      <w:r>
+        <w:rPr>
+          <w:lang w:val="en-US"/>
+        </w:rPr>
+        <w:t>/pages/organizer/</w:t>
+      </w:r>
+      <w:proofErr w:type="spellStart"/>
+      <w:r>
+        <w:rPr>
+          <w:lang w:val="en-US"/>
+        </w:rPr>
+        <w:t>RegisteredParticipantsPage.jsx</w:t>
+      </w:r>
+      <w:proofErr w:type="spellEnd"/>
+    </w:p>
+    <w:p>
+      <w:pPr>
+        <w:rPr>
+          <w:lang w:val="en-US"/>
+        </w:rPr>
+      </w:pPr>
+      <w:r>
+        <w:rPr>
+          <w:lang w:val="en-US"/>
+        </w:rPr>
+        <w:t>frontend/</w:t>
+      </w:r>
+      <w:proofErr w:type="spellStart"/>
+      <w:r>
+        <w:rPr>
+          <w:lang w:val="en-US"/>
+        </w:rPr>
+        <w:t>src</w:t>
+      </w:r>
+      <w:proofErr w:type="spellEnd"/>
+      <w:r>
+        <w:rPr>
+          <w:lang w:val="en-US"/>
+        </w:rPr>
+        <w:t>/pages/user/</w:t>
+      </w:r>
+      <w:proofErr w:type="spellStart"/>
+      <w:r>
+        <w:rPr>
+          <w:lang w:val="en-US"/>
+        </w:rPr>
+        <w:t>UserRegistrationsPage.jsx</w:t>
+      </w:r>
+      <w:proofErr w:type="spellEnd"/>
+    </w:p>
+    <w:p>
+      <w:r>
+        <w:rPr>
+          <w:b/>
+          <w:bCs/>
+        </w:rPr>
+        <w:t>Результат этапа:</w:t>
+      </w:r>
+      <w:r>
+        <w:t xml:space="preserve"> работает вся логика внутренней регистрации.</w:t>
+      </w:r>
+    </w:p>
+    <w:p>
+      <w:r>
+        <w:pict w14:anchorId="6815EE7C">
+          <v:rect id="_x0000_i1037" style="width:0;height:1.5pt" o:hralign="center" o:hrstd="t" o:hr="t" fillcolor="#a0a0a0" stroked="f"/>
+        </w:pict>
+      </w:r>
+    </w:p>
+    <w:p>
+      <w:pPr>
+        <w:rPr>
+          <w:b/>
+          <w:bCs/>
+        </w:rPr>
+      </w:pPr>
+      <w:r>
+        <w:rPr>
+          <w:b/>
+          <w:bCs/>
+        </w:rPr>
+        <w:t>Этап 14. Внешняя регистрация</w:t>
+      </w:r>
+    </w:p>
+    <w:p>
+      <w:proofErr w:type="spellStart"/>
+      <w:r>
+        <w:rPr>
+          <w:b/>
+          <w:bCs/>
+        </w:rPr>
+        <w:t>Промпт</w:t>
+      </w:r>
+      <w:proofErr w:type="spellEnd"/>
+      <w:r>
+        <w:rPr>
+          <w:b/>
+          <w:bCs/>
         </w:rPr>
         <w:t xml:space="preserve"> 14</w:t>
       </w:r>
     </w:p>
     <w:p>
       <w:r>
-        <w:t>Реализуй</w:t>
-      </w:r>
-      <w:r>
-        <w:rPr>
-          <w:lang w:val="en-US"/>
-        </w:rPr>
-        <w:t xml:space="preserve"> frontend </w:t>
-      </w:r>
-      <w:r>
-        <w:t>для</w:t>
-      </w:r>
-      <w:r>
-        <w:rPr>
-          <w:lang w:val="en-US"/>
-        </w:rPr>
+        <w:t>Реализуй логику внешней регистрации: переход по внешней ссылке, подтверждение пользователем факта регистрации, отображение таких пользователей в списке участников организатора. Оплата на платформе не выполняется. Код должен быть полным. Покажи все файлы.</w:t>
+      </w:r>
+    </w:p>
+    <w:p>
+      <w:r>
+        <w:rPr>
+          <w:b/>
+          <w:bCs/>
+        </w:rPr>
+        <w:t>Результат этапа:</w:t>
+      </w:r>
+      <w:r>
+        <w:t xml:space="preserve"> пользователь может отметить внешнюю регистрацию, организатор видит такого участника.</w:t>
+      </w:r>
+    </w:p>
+    <w:p>
+      <w:r>
+        <w:pict w14:anchorId="2C6AF599">
+          <v:rect id="_x0000_i1038" style="width:0;height:1.5pt" o:hralign="center" o:hrstd="t" o:hr="t" fillcolor="#a0a0a0" stroked="f"/>
+        </w:pict>
+      </w:r>
+    </w:p>
+    <w:p>
+      <w:pPr>
+        <w:rPr>
+          <w:b/>
+          <w:bCs/>
+        </w:rPr>
+      </w:pPr>
+      <w:r>
+        <w:rPr>
+          <w:b/>
+          <w:bCs/>
+        </w:rPr>
+        <w:t>Этап 15. Мероприятия без регистрации</w:t>
+      </w:r>
+    </w:p>
+    <w:p>
+      <w:proofErr w:type="spellStart"/>
+      <w:r>
+        <w:rPr>
+          <w:b/>
+          <w:bCs/>
+        </w:rPr>
+        <w:t>Промпт</w:t>
+      </w:r>
+      <w:proofErr w:type="spellEnd"/>
+      <w:r>
+        <w:rPr>
+          <w:b/>
+          <w:bCs/>
+        </w:rPr>
+        <w:t xml:space="preserve"> 15</w:t>
+      </w:r>
+    </w:p>
+    <w:p>
+      <w:r>
+        <w:t>Реализуй особенности мероприятий без регистрации: на карточке нет кнопки регистрации, в кабинете организатора нет кнопки участников, в архиве не отображается число участников. Код должен быть полным. Покажи все измененные файлы.</w:t>
+      </w:r>
+    </w:p>
+    <w:p>
+      <w:r>
+        <w:rPr>
+          <w:b/>
+          <w:bCs/>
+        </w:rPr>
+        <w:t>Результат этапа:</w:t>
+      </w:r>
+      <w:r>
+        <w:t xml:space="preserve"> тип «без регистрации» корректно работает во всех интерфейсах.</w:t>
+      </w:r>
+    </w:p>
+    <w:p>
+      <w:r>
+        <w:lastRenderedPageBreak/>
+        <w:pict w14:anchorId="1E5CAD4D">
+          <v:rect id="_x0000_i1039" style="width:0;height:1.5pt" o:hralign="center" o:hrstd="t" o:hr="t" fillcolor="#a0a0a0" stroked="f"/>
+        </w:pict>
+      </w:r>
+    </w:p>
+    <w:p>
+      <w:pPr>
+        <w:rPr>
+          <w:b/>
+          <w:bCs/>
+        </w:rPr>
+      </w:pPr>
+      <w:r>
+        <w:rPr>
+          <w:b/>
+          <w:bCs/>
+        </w:rPr>
+        <w:t>Этап 16. Редактирование мероприятий</w:t>
+      </w:r>
+    </w:p>
+    <w:p>
+      <w:proofErr w:type="spellStart"/>
+      <w:r>
+        <w:rPr>
+          <w:b/>
+          <w:bCs/>
+        </w:rPr>
+        <w:t>Промпт</w:t>
+      </w:r>
+      <w:proofErr w:type="spellEnd"/>
+      <w:r>
+        <w:rPr>
+          <w:b/>
+          <w:bCs/>
+        </w:rPr>
+        <w:t xml:space="preserve"> 16</w:t>
+      </w:r>
+    </w:p>
+    <w:p>
+      <w:r>
+        <w:t>Реализуй редактирование мероприятия организатором. Нельзя изменять тип регистрации, структуру формы регистрации и ссылку внешней регистрации. Можно изменять основные сведения, дату, место, расписание, требования, стоимость, теги. При редактировании заблокированной карточки организатор может оставить комментарий для администратора и отправить карточку на рассмотрение. Код должен быть полным. Покажи все файлы.</w:t>
+      </w:r>
+    </w:p>
+    <w:p>
+      <w:r>
+        <w:rPr>
+          <w:b/>
+          <w:bCs/>
+        </w:rPr>
+        <w:t>Результат этапа:</w:t>
+      </w:r>
+      <w:r>
+        <w:t xml:space="preserve"> работает change-event.html в логике </w:t>
+      </w:r>
+      <w:proofErr w:type="spellStart"/>
+      <w:r>
+        <w:t>React</w:t>
+      </w:r>
+      <w:proofErr w:type="spellEnd"/>
+      <w:r>
+        <w:t>-приложения.</w:t>
+      </w:r>
+    </w:p>
+    <w:p>
+      <w:r>
+        <w:pict w14:anchorId="647117B8">
+          <v:rect id="_x0000_i1040" style="width:0;height:1.5pt" o:hralign="center" o:hrstd="t" o:hr="t" fillcolor="#a0a0a0" stroked="f"/>
+        </w:pict>
+      </w:r>
+    </w:p>
+    <w:p>
+      <w:pPr>
+        <w:rPr>
+          <w:b/>
+          <w:bCs/>
+        </w:rPr>
+      </w:pPr>
+      <w:r>
+        <w:rPr>
+          <w:b/>
+          <w:bCs/>
+        </w:rPr>
+        <w:t>Этап 17. Жалобы на карточки мероприятий</w:t>
+      </w:r>
+    </w:p>
+    <w:p>
+      <w:proofErr w:type="spellStart"/>
+      <w:r>
+        <w:rPr>
+          <w:b/>
+          <w:bCs/>
+        </w:rPr>
+        <w:t>Промпт</w:t>
+      </w:r>
+      <w:proofErr w:type="spellEnd"/>
+      <w:r>
+        <w:rPr>
+          <w:b/>
+          <w:bCs/>
+        </w:rPr>
+        <w:t xml:space="preserve"> 17</w:t>
+      </w:r>
+    </w:p>
+    <w:p>
+      <w:r>
+        <w:t xml:space="preserve">Реализуй жалобы на карточки мероприятий. При жалобе карточка переходит в состояние </w:t>
+      </w:r>
+      <w:proofErr w:type="spellStart"/>
+      <w:r>
+        <w:t>blocked</w:t>
+      </w:r>
+      <w:proofErr w:type="spellEnd"/>
+      <w:r>
+        <w:t>, жалоба сохраняется, пользователи и организатор получают уведомления. Организатор может отредактировать карточку и отправить на рассмотрение администратора. Администратор может восстановить карточку, оставить заблокированной, заблокировать организатора, отклонить жалобу или заблокировать пользователя. После решения жалоба удаляется. Код должен быть полным. Покажи все файлы.</w:t>
+      </w:r>
+    </w:p>
+    <w:p>
+      <w:r>
+        <w:rPr>
+          <w:b/>
+          <w:bCs/>
+        </w:rPr>
+        <w:t>Что должно появиться:</w:t>
+      </w:r>
+    </w:p>
+    <w:p>
+      <w:proofErr w:type="spellStart"/>
+      <w:r>
+        <w:t>backend</w:t>
+      </w:r>
+      <w:proofErr w:type="spellEnd"/>
+      <w:r>
+        <w:t>/</w:t>
+      </w:r>
+      <w:proofErr w:type="spellStart"/>
+      <w:r>
+        <w:t>app</w:t>
+      </w:r>
+      <w:proofErr w:type="spellEnd"/>
+      <w:r>
+        <w:t>/</w:t>
+      </w:r>
+      <w:proofErr w:type="spellStart"/>
+      <w:r>
+        <w:t>complaints</w:t>
+      </w:r>
+      <w:proofErr w:type="spellEnd"/>
+      <w:r>
+        <w:t>/</w:t>
+      </w:r>
+    </w:p>
+    <w:p>
+      <w:pPr>
+        <w:rPr>
+          <w:lang w:val="en-US"/>
+        </w:rPr>
+      </w:pPr>
+      <w:r>
+        <w:rPr>
+          <w:lang w:val="en-US"/>
+        </w:rPr>
+        <w:t>frontend/</w:t>
+      </w:r>
+      <w:proofErr w:type="spellStart"/>
+      <w:r>
+        <w:rPr>
+          <w:lang w:val="en-US"/>
+        </w:rPr>
+        <w:t>src</w:t>
+      </w:r>
+      <w:proofErr w:type="spellEnd"/>
+      <w:r>
+        <w:rPr>
+          <w:lang w:val="en-US"/>
+        </w:rPr>
+        <w:t>/pages/admin/</w:t>
+      </w:r>
+      <w:proofErr w:type="spellStart"/>
+      <w:r>
+        <w:rPr>
+          <w:lang w:val="en-US"/>
+        </w:rPr>
+        <w:t>AdminComplaintsPage.jsx</w:t>
+      </w:r>
+      <w:proofErr w:type="spellEnd"/>
+    </w:p>
+    <w:p>
+      <w:pPr>
+        <w:rPr>
+          <w:lang w:val="en-US"/>
+        </w:rPr>
+      </w:pPr>
+      <w:r>
+        <w:rPr>
+          <w:lang w:val="en-US"/>
+        </w:rPr>
+        <w:t>frontend/</w:t>
+      </w:r>
+      <w:proofErr w:type="spellStart"/>
+      <w:r>
+        <w:rPr>
+          <w:lang w:val="en-US"/>
+        </w:rPr>
+        <w:t>src</w:t>
+      </w:r>
+      <w:proofErr w:type="spellEnd"/>
+      <w:r>
+        <w:rPr>
+          <w:lang w:val="en-US"/>
+        </w:rPr>
+        <w:t>/pages/events/</w:t>
+      </w:r>
+      <w:proofErr w:type="spellStart"/>
+      <w:r>
+        <w:rPr>
+          <w:lang w:val="en-US"/>
+        </w:rPr>
+        <w:t>EventAdminPage.jsx</w:t>
+      </w:r>
+      <w:proofErr w:type="spellEnd"/>
+    </w:p>
+    <w:p>
+      <w:pPr>
+        <w:rPr>
+          <w:lang w:val="en-US"/>
+        </w:rPr>
+      </w:pPr>
+      <w:r>
+        <w:rPr>
+          <w:lang w:val="en-US"/>
+        </w:rPr>
+        <w:t>frontend/</w:t>
+      </w:r>
+      <w:proofErr w:type="spellStart"/>
+      <w:r>
+        <w:rPr>
+          <w:lang w:val="en-US"/>
+        </w:rPr>
+        <w:t>src</w:t>
+      </w:r>
+      <w:proofErr w:type="spellEnd"/>
+      <w:r>
+        <w:rPr>
+          <w:lang w:val="en-US"/>
+        </w:rPr>
+        <w:t>/pages/organizer/</w:t>
+      </w:r>
+      <w:proofErr w:type="spellStart"/>
+      <w:r>
+        <w:rPr>
+          <w:lang w:val="en-US"/>
+        </w:rPr>
+        <w:t>EventEditPage.jsx</w:t>
+      </w:r>
+      <w:proofErr w:type="spellEnd"/>
+    </w:p>
+    <w:p>
+      <w:r>
+        <w:rPr>
+          <w:b/>
+          <w:bCs/>
+        </w:rPr>
+        <w:t>Результат этапа:</w:t>
+      </w:r>
+      <w:r>
+        <w:t xml:space="preserve"> работает полный цикл жалоб на карточки.</w:t>
+      </w:r>
+    </w:p>
+    <w:p>
+      <w:r>
+        <w:pict w14:anchorId="61A7E940">
+          <v:rect id="_x0000_i1041" style="width:0;height:1.5pt" o:hralign="center" o:hrstd="t" o:hr="t" fillcolor="#a0a0a0" stroked="f"/>
+        </w:pict>
+      </w:r>
+    </w:p>
+    <w:p>
+      <w:pPr>
+        <w:rPr>
+          <w:b/>
+          <w:bCs/>
+        </w:rPr>
+      </w:pPr>
+      <w:r>
+        <w:rPr>
+          <w:b/>
+          <w:bCs/>
+        </w:rPr>
+        <w:t>Этап 18. Архив мероприятий</w:t>
+      </w:r>
+    </w:p>
+    <w:p>
+      <w:proofErr w:type="spellStart"/>
+      <w:r>
+        <w:rPr>
+          <w:b/>
+          <w:bCs/>
+        </w:rPr>
+        <w:t>Промпт</w:t>
+      </w:r>
+      <w:proofErr w:type="spellEnd"/>
+      <w:r>
+        <w:rPr>
+          <w:b/>
+          <w:bCs/>
+        </w:rPr>
+        <w:t xml:space="preserve"> 18</w:t>
+      </w:r>
+    </w:p>
+    <w:p>
+      <w:r>
+        <w:t xml:space="preserve">Реализуй архивные состояния мероприятий. После завершения мероприятие должно переходить в состояние </w:t>
+      </w:r>
+      <w:proofErr w:type="spellStart"/>
+      <w:r>
+        <w:t>archived</w:t>
+      </w:r>
+      <w:proofErr w:type="spellEnd"/>
+      <w:r>
+        <w:t xml:space="preserve"> на уровне логики. Архивные мероприятия отображаются в архиве организатора и архиве регистраций пользователя. На публичной странице прошедшего мероприятия нет регистрации, избранного и жалобы на карточку. Код должен быть полным. Покажи все файлы.</w:t>
+      </w:r>
+    </w:p>
+    <w:p>
+      <w:r>
+        <w:rPr>
+          <w:b/>
+          <w:bCs/>
+        </w:rPr>
+        <w:lastRenderedPageBreak/>
+        <w:t>Результат этапа:</w:t>
+      </w:r>
+      <w:r>
+        <w:t xml:space="preserve"> работает архив мероприятий.</w:t>
+      </w:r>
+    </w:p>
+    <w:p>
+      <w:r>
+        <w:pict w14:anchorId="01AC1C50">
+          <v:rect id="_x0000_i1042" style="width:0;height:1.5pt" o:hralign="center" o:hrstd="t" o:hr="t" fillcolor="#a0a0a0" stroked="f"/>
+        </w:pict>
+      </w:r>
+    </w:p>
+    <w:p>
+      <w:pPr>
+        <w:rPr>
+          <w:b/>
+          <w:bCs/>
+        </w:rPr>
+      </w:pPr>
+      <w:r>
+        <w:rPr>
+          <w:b/>
+          <w:bCs/>
+        </w:rPr>
+        <w:t>Этап 19. Отзывы и рейтинг мероприятий</w:t>
+      </w:r>
+    </w:p>
+    <w:p>
+      <w:proofErr w:type="spellStart"/>
+      <w:r>
+        <w:rPr>
+          <w:b/>
+          <w:bCs/>
+        </w:rPr>
+        <w:t>Промпт</w:t>
+      </w:r>
+      <w:proofErr w:type="spellEnd"/>
+      <w:r>
+        <w:rPr>
+          <w:b/>
+          <w:bCs/>
+        </w:rPr>
+        <w:t xml:space="preserve"> 19</w:t>
+      </w:r>
+    </w:p>
+    <w:p>
+      <w:r>
+        <w:t xml:space="preserve">Реализуй отзывы </w:t>
+      </w:r>
+      <w:proofErr w:type="gramStart"/>
+      <w:r>
+        <w:t>на прошедшие мероприятия</w:t>
+      </w:r>
+      <w:proofErr w:type="gramEnd"/>
+      <w:r>
+        <w:t>: оценка от 0 до 5 звезд обязательна, текст и до 5 фото необязательны, свой отзыв отображается первым, отзыв можно удалить, отзывы можно сортировать по новизне, положительным и отрицательным. Реализуй расчет среднего рейтинга мероприятия. Код должен быть полным. Покажи все файлы.</w:t>
+      </w:r>
+    </w:p>
+    <w:p>
+      <w:r>
+        <w:rPr>
+          <w:b/>
+          <w:bCs/>
+        </w:rPr>
+        <w:t>Что должно появиться:</w:t>
+      </w:r>
+    </w:p>
+    <w:p>
+      <w:proofErr w:type="spellStart"/>
+      <w:r>
+        <w:t>backend</w:t>
+      </w:r>
+      <w:proofErr w:type="spellEnd"/>
+      <w:r>
+        <w:t>/</w:t>
+      </w:r>
+      <w:proofErr w:type="spellStart"/>
+      <w:r>
+        <w:t>app</w:t>
+      </w:r>
+      <w:proofErr w:type="spellEnd"/>
+      <w:r>
+        <w:t>/</w:t>
+      </w:r>
+      <w:proofErr w:type="spellStart"/>
+      <w:r>
+        <w:t>reviews</w:t>
+      </w:r>
+      <w:proofErr w:type="spellEnd"/>
+      <w:r>
+        <w:t>/</w:t>
+      </w:r>
+    </w:p>
+    <w:p>
+      <w:pPr>
+        <w:rPr>
+          <w:lang w:val="en-US"/>
+        </w:rPr>
+      </w:pPr>
+      <w:r>
+        <w:rPr>
+          <w:lang w:val="en-US"/>
+        </w:rPr>
+        <w:t>frontend/</w:t>
+      </w:r>
+      <w:proofErr w:type="spellStart"/>
+      <w:r>
+        <w:rPr>
+          <w:lang w:val="en-US"/>
+        </w:rPr>
+        <w:t>src</w:t>
+      </w:r>
+      <w:proofErr w:type="spellEnd"/>
+      <w:r>
+        <w:rPr>
+          <w:lang w:val="en-US"/>
+        </w:rPr>
+        <w:t>/pages/events/</w:t>
+      </w:r>
+      <w:proofErr w:type="spellStart"/>
+      <w:r>
+        <w:rPr>
+          <w:lang w:val="en-US"/>
+        </w:rPr>
+        <w:t>EventPastPage.jsx</w:t>
+      </w:r>
+      <w:proofErr w:type="spellEnd"/>
+    </w:p>
+    <w:p>
+      <w:proofErr w:type="spellStart"/>
+      <w:r>
+        <w:t>frontend</w:t>
+      </w:r>
+      <w:proofErr w:type="spellEnd"/>
+      <w:r>
+        <w:t>/</w:t>
+      </w:r>
+      <w:proofErr w:type="spellStart"/>
+      <w:r>
+        <w:t>src</w:t>
+      </w:r>
+      <w:proofErr w:type="spellEnd"/>
+      <w:r>
+        <w:t>/</w:t>
+      </w:r>
+      <w:proofErr w:type="spellStart"/>
+      <w:r>
+        <w:t>components</w:t>
+      </w:r>
+      <w:proofErr w:type="spellEnd"/>
+      <w:r>
+        <w:t>/</w:t>
+      </w:r>
+      <w:proofErr w:type="spellStart"/>
+      <w:r>
+        <w:t>reviews</w:t>
+      </w:r>
+      <w:proofErr w:type="spellEnd"/>
+      <w:r>
+        <w:t>/</w:t>
+      </w:r>
+    </w:p>
+    <w:p>
+      <w:r>
+        <w:rPr>
+          <w:b/>
+          <w:bCs/>
+        </w:rPr>
+        <w:t>Результат этапа:</w:t>
+      </w:r>
+      <w:r>
+        <w:t xml:space="preserve"> на прошедших мероприятиях работают отзывы.</w:t>
+      </w:r>
+    </w:p>
+    <w:p>
+      <w:r>
+        <w:pict w14:anchorId="42C6D74B">
+          <v:rect id="_x0000_i1043" style="width:0;height:1.5pt" o:hralign="center" o:hrstd="t" o:hr="t" fillcolor="#a0a0a0" stroked="f"/>
+        </w:pict>
+      </w:r>
+    </w:p>
+    <w:p>
+      <w:pPr>
+        <w:rPr>
+          <w:b/>
+          <w:bCs/>
+        </w:rPr>
+      </w:pPr>
+      <w:r>
+        <w:rPr>
+          <w:b/>
+          <w:bCs/>
+        </w:rPr>
+        <w:t>Этап 20. Рейтинг организатора</w:t>
+      </w:r>
+    </w:p>
+    <w:p>
+      <w:proofErr w:type="spellStart"/>
+      <w:r>
+        <w:rPr>
+          <w:b/>
+          <w:bCs/>
+        </w:rPr>
+        <w:t>Промпт</w:t>
+      </w:r>
+      <w:proofErr w:type="spellEnd"/>
+      <w:r>
+        <w:rPr>
+          <w:b/>
+          <w:bCs/>
+        </w:rPr>
+        <w:t xml:space="preserve"> 20</w:t>
+      </w:r>
+    </w:p>
+    <w:p>
+      <w:r>
+        <w:t>Реализуй рейтинг организатора. Он считается как среднее арифметическое оценок прошедших мероприятий организатора и отдельных оценок, оставленных на странице организатора. Пользователь может поставить, изменить или удалить оценку организатора. Рейтинг отображается на странице организатора, карточках мероприятий, в ЛК администратора и архиве мероприятий. Код должен быть полным. Покажи все файлы.</w:t>
+      </w:r>
+    </w:p>
+    <w:p>
+      <w:r>
+        <w:rPr>
+          <w:b/>
+          <w:bCs/>
+        </w:rPr>
+        <w:t>Результат этапа:</w:t>
+      </w:r>
+      <w:r>
+        <w:t xml:space="preserve"> рейтинг организаторов работает во всех нужных местах.</w:t>
+      </w:r>
+    </w:p>
+    <w:p>
+      <w:r>
+        <w:pict w14:anchorId="613E34DC">
+          <v:rect id="_x0000_i1044" style="width:0;height:1.5pt" o:hralign="center" o:hrstd="t" o:hr="t" fillcolor="#a0a0a0" stroked="f"/>
+        </w:pict>
+      </w:r>
+    </w:p>
+    <w:p>
+      <w:pPr>
+        <w:rPr>
+          <w:b/>
+          <w:bCs/>
+        </w:rPr>
+      </w:pPr>
+      <w:r>
+        <w:rPr>
+          <w:b/>
+          <w:bCs/>
+        </w:rPr>
+        <w:t>Этап 21. Жалобы на отзывы</w:t>
+      </w:r>
+    </w:p>
+    <w:p>
+      <w:proofErr w:type="spellStart"/>
+      <w:r>
+        <w:rPr>
+          <w:b/>
+          <w:bCs/>
+        </w:rPr>
+        <w:t>Промпт</w:t>
+      </w:r>
+      <w:proofErr w:type="spellEnd"/>
+      <w:r>
+        <w:rPr>
+          <w:b/>
+          <w:bCs/>
+        </w:rPr>
+        <w:t xml:space="preserve"> 21</w:t>
+      </w:r>
+    </w:p>
+    <w:p>
+      <w:r>
+        <w:t xml:space="preserve">Реализуй жалобы на отзывы. У каждого чужого отзыва есть меню с действием «Пометить как неприемлемый контент». Жалоба создается без комментария. Отзыв временно скрывается до решения администратора. В кабинете администратора жалобы на отзывы отображаются отдельно от жалоб на карточки. При переходе открывается страница прошедшего мероприятия в режиме администратора, спорный отзыв выделен красным, под ним кнопки: «Оставить отзыв» и </w:t>
+      </w:r>
+      <w:r>
+        <w:lastRenderedPageBreak/>
+        <w:t>«Заблокировать пользователя и удалить отзыв». После решения жалоба удаляется. Код должен быть полным. Покажи все файлы.</w:t>
+      </w:r>
+    </w:p>
+    <w:p>
+      <w:r>
+        <w:rPr>
+          <w:b/>
+          <w:bCs/>
+        </w:rPr>
+        <w:t>Результат этапа:</w:t>
+      </w:r>
+      <w:r>
+        <w:t xml:space="preserve"> работает модерация отзывов.</w:t>
+      </w:r>
+    </w:p>
+    <w:p>
+      <w:r>
+        <w:pict w14:anchorId="2A7EB9E2">
+          <v:rect id="_x0000_i1045" style="width:0;height:1.5pt" o:hralign="center" o:hrstd="t" o:hr="t" fillcolor="#a0a0a0" stroked="f"/>
+        </w:pict>
+      </w:r>
+    </w:p>
+    <w:p>
+      <w:pPr>
+        <w:rPr>
+          <w:b/>
+          <w:bCs/>
+        </w:rPr>
+      </w:pPr>
+      <w:r>
+        <w:rPr>
+          <w:b/>
+          <w:bCs/>
+        </w:rPr>
+        <w:t>Этап 22. Уведомления</w:t>
+      </w:r>
+    </w:p>
+    <w:p>
+      <w:proofErr w:type="spellStart"/>
+      <w:r>
+        <w:rPr>
+          <w:b/>
+          <w:bCs/>
+        </w:rPr>
+        <w:t>Промпт</w:t>
+      </w:r>
+      <w:proofErr w:type="spellEnd"/>
+      <w:r>
+        <w:rPr>
+          <w:b/>
+          <w:bCs/>
+        </w:rPr>
+        <w:t xml:space="preserve"> 22</w:t>
+      </w:r>
+    </w:p>
+    <w:p>
+      <w:r>
+        <w:t xml:space="preserve">Реализуй систему уведомлений. Уведомления создаются сразу при наступлении события и хранят дату в </w:t>
+      </w:r>
+      <w:proofErr w:type="spellStart"/>
+      <w:proofErr w:type="gramStart"/>
+      <w:r>
+        <w:t>notifications.created</w:t>
+      </w:r>
+      <w:proofErr w:type="gramEnd"/>
+      <w:r>
+        <w:t>_at</w:t>
+      </w:r>
+      <w:proofErr w:type="spellEnd"/>
+      <w:r>
+        <w:t>. Нужно покрыть уведомления пользователя и организатора: регистрации, изменения мероприятий, напоминания, блокировка и восстановление карточек, жалобы, отзывы, рейтинги, системные уведомления. Код должен быть полным. Покажи все файлы.</w:t>
+      </w:r>
+    </w:p>
+    <w:p>
+      <w:r>
+        <w:rPr>
+          <w:b/>
+          <w:bCs/>
+        </w:rPr>
+        <w:t>Что должно появиться:</w:t>
+      </w:r>
+    </w:p>
+    <w:p>
+      <w:pPr>
+        <w:rPr>
+          <w:lang w:val="en-US"/>
+        </w:rPr>
+      </w:pPr>
+      <w:r>
+        <w:rPr>
+          <w:lang w:val="en-US"/>
+        </w:rPr>
+        <w:t>backend/app/notifications/</w:t>
+      </w:r>
+    </w:p>
+    <w:p>
+      <w:pPr>
+        <w:rPr>
+          <w:lang w:val="en-US"/>
+        </w:rPr>
+      </w:pPr>
+      <w:r>
+        <w:rPr>
+          <w:lang w:val="en-US"/>
+        </w:rPr>
+        <w:t>frontend/</w:t>
+      </w:r>
+      <w:proofErr w:type="spellStart"/>
+      <w:r>
+        <w:rPr>
+          <w:lang w:val="en-US"/>
+        </w:rPr>
+        <w:t>src</w:t>
+      </w:r>
+      <w:proofErr w:type="spellEnd"/>
+      <w:r>
+        <w:rPr>
+          <w:lang w:val="en-US"/>
+        </w:rPr>
+        <w:t>/pages/user/</w:t>
+      </w:r>
+      <w:proofErr w:type="spellStart"/>
+      <w:r>
+        <w:rPr>
+          <w:lang w:val="en-US"/>
+        </w:rPr>
+        <w:t>UserNotificationsPage.jsx</w:t>
+      </w:r>
+      <w:proofErr w:type="spellEnd"/>
+    </w:p>
+    <w:p>
+      <w:pPr>
+        <w:rPr>
+          <w:lang w:val="en-US"/>
+        </w:rPr>
+      </w:pPr>
+      <w:r>
+        <w:rPr>
+          <w:lang w:val="en-US"/>
+        </w:rPr>
+        <w:t>frontend/</w:t>
+      </w:r>
+      <w:proofErr w:type="spellStart"/>
+      <w:r>
+        <w:rPr>
+          <w:lang w:val="en-US"/>
+        </w:rPr>
+        <w:t>src</w:t>
+      </w:r>
+      <w:proofErr w:type="spellEnd"/>
+      <w:r>
+        <w:rPr>
+          <w:lang w:val="en-US"/>
+        </w:rPr>
+        <w:t>/pages/organizer/</w:t>
+      </w:r>
+      <w:proofErr w:type="spellStart"/>
+      <w:r>
+        <w:rPr>
+          <w:lang w:val="en-US"/>
+        </w:rPr>
+        <w:t>OrganizerNotificationsPage.jsx</w:t>
+      </w:r>
+      <w:proofErr w:type="spellEnd"/>
+    </w:p>
+    <w:p>
+      <w:r>
+        <w:rPr>
+          <w:b/>
+          <w:bCs/>
+        </w:rPr>
+        <w:t>Результат этапа:</w:t>
+      </w:r>
+      <w:r>
+        <w:t xml:space="preserve"> уведомления создаются и отображаются.</w:t>
+      </w:r>
+    </w:p>
+    <w:p>
+      <w:r>
+        <w:pict w14:anchorId="5AADE466">
+          <v:rect id="_x0000_i1046" style="width:0;height:1.5pt" o:hralign="center" o:hrstd="t" o:hr="t" fillcolor="#a0a0a0" stroked="f"/>
+        </w:pict>
+      </w:r>
+    </w:p>
+    <w:p>
+      <w:pPr>
+        <w:rPr>
+          <w:b/>
+          <w:bCs/>
+        </w:rPr>
+      </w:pPr>
+      <w:r>
+        <w:rPr>
+          <w:b/>
+          <w:bCs/>
+        </w:rPr>
+        <w:t>Этап 23. Файлы и фотографии</w:t>
+      </w:r>
+    </w:p>
+    <w:p>
+      <w:proofErr w:type="spellStart"/>
+      <w:r>
+        <w:rPr>
+          <w:b/>
+          <w:bCs/>
+        </w:rPr>
+        <w:t>Промпт</w:t>
+      </w:r>
+      <w:proofErr w:type="spellEnd"/>
+      <w:r>
+        <w:rPr>
+          <w:b/>
+          <w:bCs/>
+        </w:rPr>
+        <w:t xml:space="preserve"> 23</w:t>
+      </w:r>
+    </w:p>
+    <w:p>
+      <w:r>
+        <w:t xml:space="preserve">Реализуй загрузку и хранение файлов: изображения мероприятий, фото отзывов до 5 штук, изображения профиля или организатора при необходимости. Файлы должны храниться в файловой системе </w:t>
+      </w:r>
+      <w:proofErr w:type="spellStart"/>
+      <w:r>
+        <w:t>backend</w:t>
+      </w:r>
+      <w:proofErr w:type="spellEnd"/>
+      <w:r>
+        <w:t xml:space="preserve">, сведения о них — в таблице </w:t>
+      </w:r>
+      <w:proofErr w:type="spellStart"/>
+      <w:r>
+        <w:t>files</w:t>
+      </w:r>
+      <w:proofErr w:type="spellEnd"/>
+      <w:r>
+        <w:t>. Проверка размера и формата выполняется на уровне логики. Код должен быть полным. Покажи все файлы.</w:t>
+      </w:r>
+    </w:p>
+    <w:p>
+      <w:r>
+        <w:rPr>
+          <w:b/>
+          <w:bCs/>
+        </w:rPr>
+        <w:t>Результат этапа:</w:t>
+      </w:r>
+      <w:r>
+        <w:t xml:space="preserve"> работает загрузка файлов.</w:t>
+      </w:r>
+    </w:p>
+    <w:p>
+      <w:r>
+        <w:pict w14:anchorId="5C1FF9F7">
+          <v:rect id="_x0000_i1047" style="width:0;height:1.5pt" o:hralign="center" o:hrstd="t" o:hr="t" fillcolor="#a0a0a0" stroked="f"/>
+        </w:pict>
+      </w:r>
+    </w:p>
+    <w:p>
+      <w:pPr>
+        <w:rPr>
+          <w:b/>
+          <w:bCs/>
+        </w:rPr>
+      </w:pPr>
+      <w:r>
+        <w:rPr>
+          <w:b/>
+          <w:bCs/>
+        </w:rPr>
+        <w:t>Этап 24. Административный кабинет</w:t>
+      </w:r>
+    </w:p>
+    <w:p>
+      <w:proofErr w:type="spellStart"/>
+      <w:r>
+        <w:rPr>
+          <w:b/>
+          <w:bCs/>
+        </w:rPr>
+        <w:t>Промпт</w:t>
+      </w:r>
+      <w:proofErr w:type="spellEnd"/>
+      <w:r>
+        <w:rPr>
+          <w:b/>
+          <w:bCs/>
+        </w:rPr>
+        <w:t xml:space="preserve"> 24</w:t>
+      </w:r>
+    </w:p>
+    <w:p>
+      <w:r>
+        <w:t>Собери полноценный кабинет администратора: вкладка жалоб с переключателем «Жалобы на карточки мероприятий» / «Жалобы на отзывы», фильтр статуса для жалоб на карточки, список жалоб на отзывы, страницы организаторов и пользователей с поиском, блокировкой и разблокировкой. Код должен быть полным. Покажи все файлы.</w:t>
+      </w:r>
+    </w:p>
+    <w:p>
+      <w:r>
+        <w:rPr>
+          <w:b/>
+          <w:bCs/>
+        </w:rPr>
+        <w:lastRenderedPageBreak/>
+        <w:t>Результат этапа:</w:t>
+      </w:r>
+      <w:r>
+        <w:t xml:space="preserve"> администратор может управлять пользователями, организаторами и жалобами.</w:t>
+      </w:r>
+    </w:p>
+    <w:p>
+      <w:r>
+        <w:pict w14:anchorId="51C55B8F">
+          <v:rect id="_x0000_i1048" style="width:0;height:1.5pt" o:hralign="center" o:hrstd="t" o:hr="t" fillcolor="#a0a0a0" stroked="f"/>
+        </w:pict>
+      </w:r>
+    </w:p>
+    <w:p>
+      <w:pPr>
+        <w:rPr>
+          <w:b/>
+          <w:bCs/>
+        </w:rPr>
+      </w:pPr>
+      <w:r>
+        <w:rPr>
+          <w:b/>
+          <w:bCs/>
+        </w:rPr>
+        <w:t>Этап 25. Проверка прав доступа</w:t>
+      </w:r>
+    </w:p>
+    <w:p>
+      <w:proofErr w:type="spellStart"/>
+      <w:r>
+        <w:rPr>
+          <w:b/>
+          <w:bCs/>
+        </w:rPr>
+        <w:t>Промпт</w:t>
+      </w:r>
+      <w:proofErr w:type="spellEnd"/>
+      <w:r>
+        <w:rPr>
+          <w:b/>
+          <w:bCs/>
+        </w:rPr>
+        <w:t xml:space="preserve"> 25</w:t>
+      </w:r>
+    </w:p>
+    <w:p>
+      <w:r>
+        <w:t xml:space="preserve">Проверь и реализуй единые правила доступа на </w:t>
+      </w:r>
+      <w:proofErr w:type="spellStart"/>
+      <w:r>
+        <w:t>backend</w:t>
+      </w:r>
+      <w:proofErr w:type="spellEnd"/>
+      <w:r>
+        <w:t xml:space="preserve"> и </w:t>
+      </w:r>
+      <w:proofErr w:type="spellStart"/>
+      <w:r>
+        <w:t>frontend</w:t>
+      </w:r>
+      <w:proofErr w:type="spellEnd"/>
+      <w:r>
+        <w:t xml:space="preserve">: обычный пользователь, организатор, администратор, заблокированный пользователь, пользователь без принятия актуальных документов. Запрети доступ к чужим страницам, действиям организатора над чужими мероприятиями и административным действиям без роли </w:t>
+      </w:r>
+      <w:proofErr w:type="spellStart"/>
+      <w:r>
+        <w:t>admin</w:t>
+      </w:r>
+      <w:proofErr w:type="spellEnd"/>
+      <w:r>
+        <w:t>. Покажи все измененные файлы.</w:t>
+      </w:r>
+    </w:p>
+    <w:p>
+      <w:r>
+        <w:rPr>
+          <w:b/>
+          <w:bCs/>
+        </w:rPr>
+        <w:t>Результат этапа:</w:t>
+      </w:r>
+      <w:r>
+        <w:t xml:space="preserve"> приложение защищено на уровне API и интерфейса.</w:t>
+      </w:r>
+    </w:p>
+    <w:p>
+      <w:r>
+        <w:pict w14:anchorId="1B566D32">
+          <v:rect id="_x0000_i1049" style="width:0;height:1.5pt" o:hralign="center" o:hrstd="t" o:hr="t" fillcolor="#a0a0a0" stroked="f"/>
+        </w:pict>
+      </w:r>
+    </w:p>
+    <w:p>
+      <w:pPr>
+        <w:rPr>
+          <w:b/>
+          <w:bCs/>
+        </w:rPr>
+      </w:pPr>
+      <w:r>
+        <w:rPr>
+          <w:b/>
+          <w:bCs/>
+        </w:rPr>
+        <w:t xml:space="preserve">Этап 26. Финальная сборка </w:t>
+      </w:r>
+      <w:proofErr w:type="spellStart"/>
+      <w:r>
+        <w:rPr>
+          <w:b/>
+          <w:bCs/>
+        </w:rPr>
+        <w:t>frontend</w:t>
+      </w:r>
+      <w:proofErr w:type="spellEnd"/>
+      <w:r>
+        <w:rPr>
+          <w:b/>
+          <w:bCs/>
+        </w:rPr>
+        <w:t xml:space="preserve"> по макетам</w:t>
+      </w:r>
+    </w:p>
+    <w:p>
+      <w:proofErr w:type="spellStart"/>
+      <w:r>
+        <w:rPr>
+          <w:b/>
+          <w:bCs/>
+        </w:rPr>
+        <w:t>Промпт</w:t>
+      </w:r>
+      <w:proofErr w:type="spellEnd"/>
+      <w:r>
+        <w:rPr>
+          <w:b/>
+          <w:bCs/>
+        </w:rPr>
+        <w:t xml:space="preserve"> 26</w:t>
+      </w:r>
+    </w:p>
+    <w:p>
+      <w:r>
+        <w:t xml:space="preserve">Приведи </w:t>
+      </w:r>
+      <w:proofErr w:type="spellStart"/>
+      <w:r>
+        <w:t>frontend</w:t>
+      </w:r>
+      <w:proofErr w:type="spellEnd"/>
+      <w:r>
+        <w:t xml:space="preserve"> к утвержденным макетам: стили, карточки, таблицы, модальные окна, страницы входа, регистрации, карточки мероприятий, архивы, отзывы, жалобы, кабинеты пользователя, организатора и администратора. Сохрани всю реализованную бизнес-логику. Код должен быть полным. Покажи все измененные файлы.</w:t>
+      </w:r>
+    </w:p>
+    <w:p>
+      <w:r>
+        <w:rPr>
+          <w:b/>
+          <w:bCs/>
+        </w:rPr>
+        <w:t>Результат этапа:</w:t>
+      </w:r>
+      <w:r>
+        <w:t xml:space="preserve"> интерфейс соответствует макетам.</w:t>
+      </w:r>
+    </w:p>
+    <w:p>
+      <w:r>
+        <w:pict w14:anchorId="5DA7CE62">
+          <v:rect id="_x0000_i1050" style="width:0;height:1.5pt" o:hralign="center" o:hrstd="t" o:hr="t" fillcolor="#a0a0a0" stroked="f"/>
+        </w:pict>
+      </w:r>
+    </w:p>
+    <w:p>
+      <w:pPr>
+        <w:rPr>
+          <w:b/>
+          <w:bCs/>
+        </w:rPr>
+      </w:pPr>
+      <w:r>
+        <w:rPr>
+          <w:b/>
+          <w:bCs/>
+        </w:rPr>
+        <w:t>Этап 27. Валидация форм</w:t>
+      </w:r>
+    </w:p>
+    <w:p>
+      <w:proofErr w:type="spellStart"/>
+      <w:r>
+        <w:rPr>
+          <w:b/>
+          <w:bCs/>
+        </w:rPr>
+        <w:t>Промпт</w:t>
+      </w:r>
+      <w:proofErr w:type="spellEnd"/>
+      <w:r>
+        <w:rPr>
+          <w:b/>
+          <w:bCs/>
+        </w:rPr>
+        <w:t xml:space="preserve"> 27</w:t>
+      </w:r>
+    </w:p>
+    <w:p>
+      <w:r>
+        <w:t xml:space="preserve">Добавь валидацию форм на </w:t>
+      </w:r>
+      <w:proofErr w:type="spellStart"/>
+      <w:r>
+        <w:t>frontend</w:t>
+      </w:r>
+      <w:proofErr w:type="spellEnd"/>
+      <w:r>
+        <w:t xml:space="preserve"> и </w:t>
+      </w:r>
+      <w:proofErr w:type="spellStart"/>
+      <w:r>
+        <w:t>backend</w:t>
+      </w:r>
+      <w:proofErr w:type="spellEnd"/>
+      <w:r>
+        <w:t>: регистрация, вход, создание мероприятия, редактирование мероприятия, внутренняя регистрация, отзывы, оценки, жалобы, профиль, правовые согласия. Ошибки должны отображаться пользователю понятно. Код должен быть полным. Покажи все измененные файлы.</w:t>
+      </w:r>
+    </w:p>
+    <w:p>
+      <w:r>
+        <w:rPr>
+          <w:b/>
+          <w:bCs/>
+        </w:rPr>
+        <w:t>Результат этапа:</w:t>
+      </w:r>
+      <w:r>
+        <w:t xml:space="preserve"> формы проверяются корректно.</w:t>
+      </w:r>
+    </w:p>
+    <w:p>
+      <w:r>
+        <w:pict w14:anchorId="09A580CA">
+          <v:rect id="_x0000_i1051" style="width:0;height:1.5pt" o:hralign="center" o:hrstd="t" o:hr="t" fillcolor="#a0a0a0" stroked="f"/>
+        </w:pict>
+      </w:r>
+    </w:p>
+    <w:p>
+      <w:pPr>
+        <w:rPr>
+          <w:b/>
+          <w:bCs/>
+        </w:rPr>
+      </w:pPr>
+      <w:r>
+        <w:rPr>
+          <w:b/>
+          <w:bCs/>
+        </w:rPr>
+        <w:t>Этап 28. Проверка сценариев</w:t>
+      </w:r>
+    </w:p>
+    <w:p>
+      <w:proofErr w:type="spellStart"/>
+      <w:r>
+        <w:rPr>
+          <w:b/>
+          <w:bCs/>
+        </w:rPr>
+        <w:t>Промпт</w:t>
+      </w:r>
+      <w:proofErr w:type="spellEnd"/>
+      <w:r>
+        <w:rPr>
+          <w:b/>
+          <w:bCs/>
+        </w:rPr>
+        <w:t xml:space="preserve"> 28</w:t>
+      </w:r>
+    </w:p>
+    <w:p>
+      <w:r>
+        <w:t xml:space="preserve">Составь и реализуй минимальные </w:t>
+      </w:r>
+      <w:proofErr w:type="spellStart"/>
+      <w:r>
+        <w:t>backend</w:t>
+      </w:r>
+      <w:proofErr w:type="spellEnd"/>
+      <w:r>
+        <w:t xml:space="preserve">-тесты для ключевых сценариев без тестовых данных: авторизация, принятие документов, создание мероприятия с тремя типами регистрации, внутренняя регистрация, избранное, жалоба на карточку, </w:t>
+      </w:r>
+      <w:r>
+        <w:lastRenderedPageBreak/>
+        <w:t>жалоба на отзыв, отзывы, рейтинги, уведомления, блокировка пользователя. Покажи файлы тестов и команды запуска.</w:t>
+      </w:r>
+    </w:p>
+    <w:p>
+      <w:r>
+        <w:rPr>
+          <w:b/>
+          <w:bCs/>
+        </w:rPr>
+        <w:t>Результат этапа:</w:t>
+      </w:r>
+      <w:r>
+        <w:t xml:space="preserve"> есть автоматические проверки ключевой логики.</w:t>
+      </w:r>
+    </w:p>
+    <w:p>
+      <w:r>
+        <w:pict w14:anchorId="2D4A6A2D">
+          <v:rect id="_x0000_i1052" style="width:0;height:1.5pt" o:hralign="center" o:hrstd="t" o:hr="t" fillcolor="#a0a0a0" stroked="f"/>
+        </w:pict>
+      </w:r>
+    </w:p>
+    <w:p>
+      <w:pPr>
+        <w:rPr>
+          <w:b/>
+          <w:bCs/>
+        </w:rPr>
+      </w:pPr>
+      <w:r>
+        <w:rPr>
+          <w:b/>
+          <w:bCs/>
+        </w:rPr>
+        <w:t>Этап 29. Финальная инструкция запуска</w:t>
+      </w:r>
+    </w:p>
+    <w:p>
+      <w:proofErr w:type="spellStart"/>
+      <w:r>
+        <w:rPr>
+          <w:b/>
+          <w:bCs/>
+        </w:rPr>
+        <w:t>Промпт</w:t>
+      </w:r>
+      <w:proofErr w:type="spellEnd"/>
+      <w:r>
+        <w:rPr>
+          <w:b/>
+          <w:bCs/>
+        </w:rPr>
+        <w:t xml:space="preserve"> 29</w:t>
+      </w:r>
+    </w:p>
+    <w:p>
+      <w:r>
+        <w:t xml:space="preserve">Подготовь финальную инструкцию локального запуска проекта с нуля на Windows без </w:t>
+      </w:r>
+      <w:proofErr w:type="spellStart"/>
+      <w:r>
+        <w:t>Docker</w:t>
+      </w:r>
+      <w:proofErr w:type="spellEnd"/>
+      <w:r>
+        <w:t xml:space="preserve">. Учитывай, что установлены </w:t>
+      </w:r>
+      <w:proofErr w:type="spellStart"/>
+      <w:r>
+        <w:t>PostgreSQL</w:t>
+      </w:r>
+      <w:proofErr w:type="spellEnd"/>
+      <w:r>
+        <w:t xml:space="preserve"> 18.3, Python 3.14.4, Node.js 24.15.0 и </w:t>
+      </w:r>
+      <w:proofErr w:type="spellStart"/>
+      <w:r>
+        <w:t>npm</w:t>
+      </w:r>
+      <w:proofErr w:type="spellEnd"/>
+      <w:r>
+        <w:t xml:space="preserve"> 11.12.1. Опиши создание базы данных через </w:t>
+      </w:r>
+      <w:proofErr w:type="spellStart"/>
+      <w:r>
+        <w:t>psql</w:t>
+      </w:r>
+      <w:proofErr w:type="spellEnd"/>
+      <w:r>
+        <w:t xml:space="preserve">, </w:t>
+      </w:r>
+      <w:proofErr w:type="gramStart"/>
+      <w:r>
+        <w:t>настройку .</w:t>
+      </w:r>
+      <w:proofErr w:type="spellStart"/>
+      <w:r>
+        <w:t>env</w:t>
+      </w:r>
+      <w:proofErr w:type="spellEnd"/>
+      <w:proofErr w:type="gramEnd"/>
+      <w:r>
+        <w:t xml:space="preserve">, создание и активацию виртуального окружения Python, установку </w:t>
+      </w:r>
+      <w:proofErr w:type="spellStart"/>
+      <w:r>
+        <w:t>backend</w:t>
+      </w:r>
+      <w:proofErr w:type="spellEnd"/>
+      <w:r>
+        <w:t xml:space="preserve">-зависимостей, выполнение миграций, запуск </w:t>
+      </w:r>
+      <w:proofErr w:type="spellStart"/>
+      <w:r>
+        <w:t>Flask</w:t>
+      </w:r>
+      <w:proofErr w:type="spellEnd"/>
+      <w:r>
         <w:t xml:space="preserve"> </w:t>
       </w:r>
-      <w:r>
-        <w:t>главной</w:t>
-      </w:r>
-      <w:r>
-        <w:rPr>
-          <w:lang w:val="en-US"/>
-        </w:rPr>
+      <w:proofErr w:type="spellStart"/>
+      <w:r>
+        <w:t>backend</w:t>
+      </w:r>
+      <w:proofErr w:type="spellEnd"/>
+      <w:r>
+        <w:t xml:space="preserve">, установку </w:t>
+      </w:r>
+      <w:proofErr w:type="spellStart"/>
+      <w:r>
+        <w:t>frontend</w:t>
+      </w:r>
+      <w:proofErr w:type="spellEnd"/>
+      <w:r>
+        <w:t xml:space="preserve">-зависимостей, запуск </w:t>
+      </w:r>
+      <w:proofErr w:type="spellStart"/>
+      <w:r>
+        <w:t>React</w:t>
+      </w:r>
+      <w:proofErr w:type="spellEnd"/>
+      <w:r>
         <w:t xml:space="preserve"> </w:t>
       </w:r>
-      <w:r>
-        <w:t>страницы</w:t>
-      </w:r>
-      <w:r>
-        <w:rPr>
-          <w:lang w:val="en-US"/>
-        </w:rPr>
-        <w:t xml:space="preserve">, </w:t>
-      </w:r>
-      <w:r>
-        <w:t>каталога</w:t>
-      </w:r>
-      <w:r>
-        <w:rPr>
-          <w:lang w:val="en-US"/>
-        </w:rPr>
+      <w:proofErr w:type="spellStart"/>
+      <w:r>
+        <w:t>frontend</w:t>
+      </w:r>
+      <w:proofErr w:type="spellEnd"/>
+      <w:r>
+        <w:t>, проверку доступности приложения. Тестовые данные не добавляй. Обнови README.md полностью.</w:t>
+      </w:r>
+    </w:p>
+    <w:p>
+      <w:r>
+        <w:rPr>
+          <w:b/>
+          <w:bCs/>
+        </w:rPr>
+        <w:t>Результат этапа:</w:t>
+      </w:r>
+      <w:r>
+        <w:t xml:space="preserve"> проект можно развернуть по инструкции.</w:t>
+      </w:r>
+    </w:p>
+    <w:p>
+      <w:r>
+        <w:pict w14:anchorId="1AD7FAF2">
+          <v:rect id="_x0000_i1053" style="width:0;height:1.5pt" o:hralign="center" o:hrstd="t" o:hr="t" fillcolor="#a0a0a0" stroked="f"/>
+        </w:pict>
+      </w:r>
+    </w:p>
+    <w:p>
+      <w:pPr>
+        <w:rPr>
+          <w:b/>
+          <w:bCs/>
+        </w:rPr>
+      </w:pPr>
+      <w:r>
+        <w:rPr>
+          <w:b/>
+          <w:bCs/>
+        </w:rPr>
+        <w:t>Этап 30. Финальная ревизия проекта</w:t>
+      </w:r>
+    </w:p>
+    <w:p>
+      <w:proofErr w:type="spellStart"/>
+      <w:r>
+        <w:rPr>
+          <w:b/>
+          <w:bCs/>
+        </w:rPr>
+        <w:t>Промпт</w:t>
+      </w:r>
+      <w:proofErr w:type="spellEnd"/>
+      <w:r>
+        <w:rPr>
+          <w:b/>
+          <w:bCs/>
+        </w:rPr>
+        <w:t xml:space="preserve"> 30</w:t>
+      </w:r>
+    </w:p>
+    <w:p>
+      <w:r>
+        <w:t>Проведи финальную ревизию проекта: проверь согласованность структуры, маршрутов, API, моделей, ролей, состояний мероприятий, правовых документов, уведомлений, жалоб, отзывов, рейтингов и архивов. Найди возможные несоответствия утвержденной логике. Код не переписывай полностью, покажи только необходимые точечные исправления файлами.</w:t>
+      </w:r>
+    </w:p>
+    <w:p>
+      <w:r>
+        <w:rPr>
+          <w:b/>
+          <w:bCs/>
+        </w:rPr>
+        <w:t>Результат этапа:</w:t>
+      </w:r>
+      <w:r>
+        <w:t xml:space="preserve"> проект доведен до согласованного состояния.</w:t>
+      </w:r>
+    </w:p>
+    <w:p>
+      <w:r>
+        <w:pict w14:anchorId="6AC2CB09">
+          <v:rect id="_x0000_i1054" style="width:0;height:1.5pt" o:hralign="center" o:hrstd="t" o:hr="t" fillcolor="#a0a0a0" stroked="f"/>
+        </w:pict>
+      </w:r>
+    </w:p>
+    <w:p>
+      <w:pPr>
+        <w:rPr>
+          <w:b/>
+          <w:bCs/>
+        </w:rPr>
+      </w:pPr>
+      <w:r>
+        <w:rPr>
+          <w:b/>
+          <w:bCs/>
+        </w:rPr>
+        <w:t>Итоговая последовательность</w:t>
+      </w:r>
+    </w:p>
+    <w:p>
+      <w:r>
+        <w:t>1. Каркас проекта</w:t>
+      </w:r>
+    </w:p>
+    <w:p>
+      <w:r>
+        <w:t xml:space="preserve">2. </w:t>
+      </w:r>
+      <w:proofErr w:type="spellStart"/>
+      <w:r>
+        <w:t>Backend</w:t>
+      </w:r>
+      <w:proofErr w:type="spellEnd"/>
+      <w:r>
         <w:t xml:space="preserve"> </w:t>
       </w:r>
-      <w:r>
-        <w:t>и</w:t>
-      </w:r>
-      <w:r>
-        <w:rPr>
-          <w:lang w:val="en-US"/>
-        </w:rPr>
-        <w:t xml:space="preserve"> </w:t>
-      </w:r>
-      <w:r>
-        <w:t>карточек</w:t>
-      </w:r>
-      <w:r>
-        <w:rPr>
-          <w:lang w:val="en-US"/>
-        </w:rPr>
-        <w:t xml:space="preserve"> </w:t>
-      </w:r>
-      <w:r>
-        <w:t>мероприятий</w:t>
-      </w:r>
-      <w:r>
-        <w:rPr>
-          <w:lang w:val="en-US"/>
-        </w:rPr>
-        <w:t xml:space="preserve">: event-internal, event-external, event-without-registration, event-past, event-admin. </w:t>
-      </w:r>
-      <w:r>
-        <w:t>Используй утвержденные макеты. Покажи полный код React-страниц и компонентов.</w:t>
-      </w:r>
-    </w:p>
-    <w:p>
-      <w:r>
-        <w:rPr>
-          <w:b/>
-          <w:bCs/>
-        </w:rPr>
-        <w:t>Промпт 15</w:t>
-      </w:r>
-    </w:p>
-    <w:p>
-      <w:r>
-        <w:t>Реализуй загрузку и хранение файлов для мероприятий и отзывов. Файлы хранятся через backend, сведения о них — в таблице files. Нужно поддержать обложки мероприятий и до 5 фото в отзыве. Покажи полный backend и frontend-код.</w:t>
-      </w:r>
-    </w:p>
-    <w:p>
-      <w:r>
-        <w:pict w14:anchorId="70E2A099">
-          <v:rect id="_x0000_i1245" style="width:0;height:1.5pt" o:hralign="center" o:hrstd="t" o:hr="t" fillcolor="#a0a0a0" stroked="f"/>
-        </w:pict>
-      </w:r>
-    </w:p>
-    <w:p>
-      <w:pPr>
-        <w:rPr>
-          <w:b/>
-          <w:bCs/>
-        </w:rPr>
-      </w:pPr>
-      <w:r>
-        <w:rPr>
-          <w:b/>
-          <w:bCs/>
-        </w:rPr>
-        <w:t>Этап 6. Регистрация на мероприятия</w:t>
-      </w:r>
-    </w:p>
-    <w:p>
-      <w:r>
-        <w:rPr>
-          <w:b/>
-          <w:bCs/>
-        </w:rPr>
-        <w:t>Промпт 16</w:t>
-      </w:r>
-    </w:p>
-    <w:p>
-      <w:r>
-        <w:t>Реализуй backend API внутренней регистрации на мероприятие: получение структуры формы event_registration_fields, отправка заявки, хранение ответов в event_registrations.answers jsonb, регистрация без подтверждения, регистрация с подтверждением, принятие и отклонение заявки организатором, отмена заявки или регистрации пользователем. Покажи полный backend-код.</w:t>
-      </w:r>
-    </w:p>
-    <w:p>
-      <w:r>
-        <w:rPr>
-          <w:b/>
-          <w:bCs/>
-        </w:rPr>
-        <w:t>Промпт 17</w:t>
-      </w:r>
-    </w:p>
-    <w:p>
-      <w:r>
-        <w:t>Реализуй frontend внутренней регистрации: страница event-registration, динамическая форма по event_registration_fields, отображение статусов на карточке мероприятия, кнопки отмены заявки и отмены регистрации, таблица участников для организатора с подтверждением или отклонением. Покажи полный React-код.</w:t>
-      </w:r>
-    </w:p>
-    <w:p>
-      <w:r>
-        <w:rPr>
-          <w:b/>
-          <w:bCs/>
-        </w:rPr>
-        <w:t>Промпт 18</w:t>
+      <w:proofErr w:type="spellStart"/>
+      <w:r>
+        <w:t>Flask</w:t>
+      </w:r>
+      <w:proofErr w:type="spellEnd"/>
+    </w:p>
+    <w:p>
+      <w:r>
+        <w:t>3. Модели БД</w:t>
+      </w:r>
+    </w:p>
+    <w:p>
+      <w:r>
+        <w:t>4. Миграции</w:t>
+      </w:r>
+    </w:p>
+    <w:p>
+      <w:r>
+        <w:t>5. Авторизация</w:t>
+      </w:r>
+    </w:p>
+    <w:p>
+      <w:r>
+        <w:t>6. Правовые документы</w:t>
+      </w:r>
+    </w:p>
+    <w:p>
+      <w:r>
+        <w:t xml:space="preserve">7. </w:t>
+      </w:r>
+      <w:proofErr w:type="spellStart"/>
+      <w:r>
+        <w:t>Frontend</w:t>
+      </w:r>
+      <w:proofErr w:type="spellEnd"/>
+      <w:r>
+        <w:t>-каркас</w:t>
+      </w:r>
+    </w:p>
+    <w:p>
+      <w:r>
+        <w:t>8. Пользователи и профили</w:t>
       </w:r>
     </w:p>
     <w:p>
       <w:r>
         <w:lastRenderedPageBreak/>
-        <w:t>Реализуй логику внешней регистрации: кнопка перехода на внешний сайт, кнопка подтверждения внешней регистрации пользователем, отображение такой записи у организатора в списке участников, уведомление организатора. Покажи backend и frontend-код.</w:t>
-      </w:r>
-    </w:p>
-    <w:p>
-      <w:r>
-        <w:pict w14:anchorId="413802FF">
-          <v:rect id="_x0000_i1246" style="width:0;height:1.5pt" o:hralign="center" o:hrstd="t" o:hr="t" fillcolor="#a0a0a0" stroked="f"/>
-        </w:pict>
-      </w:r>
-    </w:p>
-    <w:p>
-      <w:pPr>
-        <w:rPr>
-          <w:b/>
-          <w:bCs/>
-        </w:rPr>
-      </w:pPr>
-      <w:r>
-        <w:rPr>
-          <w:b/>
-          <w:bCs/>
-        </w:rPr>
-        <w:t>Этап 7. Избранное и уведомления</w:t>
-      </w:r>
-    </w:p>
-    <w:p>
-      <w:r>
-        <w:rPr>
-          <w:b/>
-          <w:bCs/>
-        </w:rPr>
-        <w:t>Промпт 19</w:t>
-      </w:r>
-    </w:p>
-    <w:p>
-      <w:r>
-        <w:t>Реализуй backend API избранного: добавить мероприятие в избранное, удалить из избранного, получить список избранных мероприятий, проверить находится ли мероприятие в избранном. Покажи полный код backend.</w:t>
-      </w:r>
-    </w:p>
-    <w:p>
-      <w:r>
-        <w:rPr>
-          <w:b/>
-          <w:bCs/>
-        </w:rPr>
-        <w:t>Промпт 20</w:t>
-      </w:r>
-    </w:p>
-    <w:p>
-      <w:r>
-        <w:t>Реализуй frontend для избранного: кнопка добавления и удаления на карточках актуальных мероприятий, страница user-favorite, корректное отображение состояния кнопки. Покажи полный React-код.</w:t>
-      </w:r>
-    </w:p>
-    <w:p>
-      <w:r>
-        <w:rPr>
-          <w:b/>
-          <w:bCs/>
-        </w:rPr>
-        <w:t>Промпт 21</w:t>
-      </w:r>
-    </w:p>
-    <w:p>
-      <w:r>
-        <w:t>Реализуй систему уведомлений. Уведомления создаются сразу на уровне backend-логики при событиях: регистрация, заявка, подтверждение, отклонение, отмена, изменение мероприятия, жалоба, блокировка, восстановление, отзыв, рейтинг, архивирование. Отдельные таблицы логов изменений не используются. Покажи backend-код сервиса уведомлений и API получения уведомлений.</w:t>
-      </w:r>
-    </w:p>
-    <w:p>
-      <w:r>
-        <w:rPr>
-          <w:b/>
-          <w:bCs/>
-        </w:rPr>
-        <w:t>Промпт 22</w:t>
-      </w:r>
-    </w:p>
-    <w:p>
-      <w:r>
-        <w:t>Реализуй frontend страниц уведомлений пользователя и организатора. Уведомление должно отображать название, содержание, дату created_at и кнопку перехода, если она предусмотрена логикой. Покажи полный React-код.</w:t>
-      </w:r>
-    </w:p>
-    <w:p>
-      <w:r>
-        <w:pict w14:anchorId="1CD7BC64">
-          <v:rect id="_x0000_i1247" style="width:0;height:1.5pt" o:hralign="center" o:hrstd="t" o:hr="t" fillcolor="#a0a0a0" stroked="f"/>
-        </w:pict>
-      </w:r>
-    </w:p>
-    <w:p>
-      <w:pPr>
-        <w:rPr>
-          <w:b/>
-          <w:bCs/>
-        </w:rPr>
-      </w:pPr>
-      <w:r>
-        <w:rPr>
-          <w:b/>
-          <w:bCs/>
-        </w:rPr>
-        <w:t>Этап 8. Жалобы на карточки мероприятий</w:t>
-      </w:r>
-    </w:p>
-    <w:p>
-      <w:r>
-        <w:rPr>
-          <w:b/>
-          <w:bCs/>
-        </w:rPr>
-        <w:t>Промпт 23</w:t>
-      </w:r>
-    </w:p>
-    <w:p>
-      <w:r>
-        <w:t>Реализуй backend-логику жалоб на карточки мероприятий: создание жалобы пользователем, автоматический перевод events.status в blocked, хранение одной активной жалобы в event_complaints, комментарий организатора, дата последнего изменения, перевод карточки на рассмотрение администратора, решения администратора: восстановить, оставить заблокированной, заблокировать организатора, заблокировать пользователя, отклонить жалобу. После решения жалоба удаляется. Покажи полный backend-код.</w:t>
-      </w:r>
-    </w:p>
-    <w:p>
-      <w:r>
-        <w:rPr>
-          <w:b/>
-          <w:bCs/>
-        </w:rPr>
-        <w:t>Промпт 24</w:t>
-      </w:r>
-    </w:p>
-    <w:p>
-      <w:r>
-        <w:lastRenderedPageBreak/>
-        <w:t>Реализуй frontend жалоб на карточки мероприятий: модальное окно подачи жалобы на карточке, блок жалобы на странице редактирования мероприятия, раздел жалоб администратора с фильтром по статусу карточки, страница event-admin с действиями администратора. Покажи полный React-код.</w:t>
-      </w:r>
-    </w:p>
-    <w:p>
-      <w:r>
-        <w:pict w14:anchorId="1B63144F">
-          <v:rect id="_x0000_i1248" style="width:0;height:1.5pt" o:hralign="center" o:hrstd="t" o:hr="t" fillcolor="#a0a0a0" stroked="f"/>
-        </w:pict>
-      </w:r>
-    </w:p>
-    <w:p>
-      <w:pPr>
-        <w:rPr>
-          <w:b/>
-          <w:bCs/>
-        </w:rPr>
-      </w:pPr>
-      <w:r>
-        <w:rPr>
-          <w:b/>
-          <w:bCs/>
-        </w:rPr>
-        <w:t>Этап 9. Отзывы, рейтинги и жалобы на отзывы</w:t>
-      </w:r>
-    </w:p>
-    <w:p>
-      <w:r>
-        <w:rPr>
-          <w:b/>
-          <w:bCs/>
-        </w:rPr>
-        <w:t>Промпт 25</w:t>
-      </w:r>
-    </w:p>
-    <w:p>
-      <w:r>
-        <w:t>Реализуй backend для отзывов и рейтингов: отзывы только для архивных мероприятий, оценка от 0 до 5 звезд, один отзыв пользователя на мероприятие, удаление отзыва физически из базы, фотографии отзыва, средний рейтинг мероприятия, отдельная оценка организатора, общий рейтинг организатора как среднее оценок мероприятий и отдельных оценок организатора. Покажи полный backend-код.</w:t>
-      </w:r>
-    </w:p>
-    <w:p>
-      <w:r>
-        <w:rPr>
-          <w:b/>
-          <w:bCs/>
-        </w:rPr>
-        <w:t>Промпт 26</w:t>
-      </w:r>
-    </w:p>
-    <w:p>
-      <w:r>
-        <w:t>Реализуй frontend страницы прошедшего мероприятия event-past: блок рейтинга, сортировка отзывов, собственный отзыв сверху, модальное окно добавления отзыва со звездами от 0 до 5, загрузка до 5 фото, удаление своего отзыва, меню жалобы на чужие отзывы. Покажи полный React-код.</w:t>
-      </w:r>
-    </w:p>
-    <w:p>
-      <w:r>
-        <w:rPr>
-          <w:b/>
-          <w:bCs/>
-        </w:rPr>
-        <w:t>Промпт 27</w:t>
-      </w:r>
-    </w:p>
-    <w:p>
-      <w:r>
-        <w:t>Реализуй backend жалоб на отзывы: жалоба создается без комментария, отзыв временно скрывается, жалоба попадает в раздел администратора, администратор может оставить отзыв или удалить отзыв и заблокировать пользователя. После решения жалоба удаляется. Покажи полный backend-код.</w:t>
-      </w:r>
-    </w:p>
-    <w:p>
-      <w:r>
-        <w:rPr>
-          <w:b/>
-          <w:bCs/>
-        </w:rPr>
-        <w:t>Промпт 28</w:t>
-      </w:r>
-    </w:p>
-    <w:p>
-      <w:r>
-        <w:t>Реализуй frontend жалоб на отзывы: на event-past у чужих отзывов меню с тремя точками и действие «Пометить как неприемлемый контент», после нажатия отзыв заменяется блоком временного скрытия с кнопкой «Отмена» до перезагрузки страницы, в admin-cabinet список жалоб на отзывы, event-past-admin с выделением спорного отзыва и действиями администратора. Покажи полный React-код.</w:t>
-      </w:r>
-    </w:p>
-    <w:p>
-      <w:r>
-        <w:pict w14:anchorId="430ED538">
-          <v:rect id="_x0000_i1249" style="width:0;height:1.5pt" o:hralign="center" o:hrstd="t" o:hr="t" fillcolor="#a0a0a0" stroked="f"/>
-        </w:pict>
-      </w:r>
-    </w:p>
-    <w:p>
-      <w:pPr>
-        <w:rPr>
-          <w:b/>
-          <w:bCs/>
-        </w:rPr>
-      </w:pPr>
-      <w:r>
-        <w:rPr>
-          <w:b/>
-          <w:bCs/>
-        </w:rPr>
-        <w:t>Этап 10. Администрирование</w:t>
-      </w:r>
-    </w:p>
-    <w:p>
-      <w:r>
-        <w:rPr>
-          <w:b/>
-          <w:bCs/>
-        </w:rPr>
-        <w:t>Промпт 29</w:t>
-      </w:r>
-    </w:p>
-    <w:p>
-      <w:r>
-        <w:t>Реализуй backend API для кабинета администратора: список жалоб на карточки, список жалоб на отзывы, список организаторов, список пользователей, блокировка и разблокировка пользователей и организаторов, переход к нужной карточке или отзыву. Покажи полный backend-код.</w:t>
-      </w:r>
-    </w:p>
-    <w:p>
-      <w:r>
-        <w:rPr>
-          <w:b/>
-          <w:bCs/>
-        </w:rPr>
-        <w:lastRenderedPageBreak/>
-        <w:t>Промпт 30</w:t>
-      </w:r>
-    </w:p>
-    <w:p>
-      <w:r>
-        <w:t>Проверь и доработай frontend кабинета администратора: admin-cabinet, admin-organizer, admin-users. Учитывай рейтинги организаторов, статусы активности, кнопки блокировки и разблокировки. Покажи полный React-код.</w:t>
-      </w:r>
-    </w:p>
-    <w:p>
-      <w:r>
-        <w:pict w14:anchorId="2B1699DD">
-          <v:rect id="_x0000_i1250" style="width:0;height:1.5pt" o:hralign="center" o:hrstd="t" o:hr="t" fillcolor="#a0a0a0" stroked="f"/>
-        </w:pict>
-      </w:r>
-    </w:p>
-    <w:p>
-      <w:pPr>
-        <w:rPr>
-          <w:b/>
-          <w:bCs/>
-        </w:rPr>
-      </w:pPr>
-      <w:r>
-        <w:rPr>
-          <w:b/>
-          <w:bCs/>
-        </w:rPr>
-        <w:t>Этап 11. Архивы и автоматические состояния</w:t>
-      </w:r>
-    </w:p>
-    <w:p>
-      <w:r>
-        <w:rPr>
-          <w:b/>
-          <w:bCs/>
-        </w:rPr>
-        <w:t>Промпт 31</w:t>
-      </w:r>
-    </w:p>
-    <w:p>
-      <w:r>
-        <w:t>Реализуй backend-логику автоматического перевода мероприятий в архивное состояние на следующие сутки после даты мероприятия. Отдельные поля archived_at и event_status_history не используются. Уведомления создаются сразу при переводе в архив. Покажи код сервиса и способ его запуска.</w:t>
-      </w:r>
-    </w:p>
-    <w:p>
-      <w:r>
-        <w:rPr>
-          <w:b/>
-          <w:bCs/>
-        </w:rPr>
-        <w:t>Промпт 32</w:t>
-      </w:r>
-    </w:p>
-    <w:p>
-      <w:r>
-        <w:t>Реализуй frontend архивов: архив мероприятий организатора, архив регистраций пользователя, отображение рейтингов архивных мероприятий, отсутствие числа участников у мероприятий без регистрации. Покажи полный React-код.</w:t>
-      </w:r>
-    </w:p>
-    <w:p>
-      <w:r>
-        <w:pict w14:anchorId="1D1988EE">
-          <v:rect id="_x0000_i1251" style="width:0;height:1.5pt" o:hralign="center" o:hrstd="t" o:hr="t" fillcolor="#a0a0a0" stroked="f"/>
-        </w:pict>
-      </w:r>
-    </w:p>
-    <w:p>
-      <w:pPr>
-        <w:rPr>
-          <w:b/>
-          <w:bCs/>
-        </w:rPr>
-      </w:pPr>
-      <w:r>
-        <w:rPr>
-          <w:b/>
-          <w:bCs/>
-        </w:rPr>
-        <w:t>Этап 12. Проверка согласованности и сборка</w:t>
-      </w:r>
-    </w:p>
-    <w:p>
-      <w:r>
-        <w:rPr>
-          <w:b/>
-          <w:bCs/>
-        </w:rPr>
-        <w:t>Промпт 33</w:t>
-      </w:r>
-    </w:p>
-    <w:p>
-      <w:r>
-        <w:t>Проведи ревизию всего backend-кода проекта: проверь соответствие техническому заданию, структуре БД, ролям, статусам мероприятий, жалобам, уведомлениям, отзывам, рейтингам и правовым документам. Найди несогласованности и покажи исправленные файлы полностью.</w:t>
-      </w:r>
-    </w:p>
-    <w:p>
-      <w:r>
-        <w:rPr>
-          <w:b/>
-          <w:bCs/>
-        </w:rPr>
-        <w:t>Промпт 34</w:t>
-      </w:r>
-    </w:p>
-    <w:p>
-      <w:r>
-        <w:t>Проведи ревизию всего frontend-кода проекта: проверь соответствие макетам, маршрутам, ролям, состояниям карточек, регистрации, отзывам, жалобам, уведомлениям, рейтингам и правовым документам. Найди несогласованности и покажи исправленные файлы полностью.</w:t>
-      </w:r>
-    </w:p>
-    <w:p>
-      <w:r>
-        <w:rPr>
-          <w:b/>
-          <w:bCs/>
-        </w:rPr>
-        <w:t>Промпт 35</w:t>
-      </w:r>
-    </w:p>
-    <w:p>
-      <w:r>
-        <w:t>Сформируй итоговый файл README.md для проекта: описание системы, стек PostgreSQL + Flask + React, установка, настройка .env, создание базы данных, запуск backend, запуск frontend, миграции, структура проекта, основные роли и сценарии работы. Покажи полный README.md.</w:t>
-      </w:r>
-    </w:p>
-    <w:p>
-      <w:r>
-        <w:rPr>
-          <w:b/>
-          <w:bCs/>
-        </w:rPr>
-        <w:t>Промпт 36</w:t>
-      </w:r>
-    </w:p>
-    <w:p>
-      <w:r>
-        <w:t xml:space="preserve">Подготовь проект к первому запуску без тестовых данных: проверь зависимости, команды запуска, миграции, CORS, работу токенов, подключение к PostgreSQL, </w:t>
-      </w:r>
-      <w:r>
-        <w:lastRenderedPageBreak/>
-        <w:t>маршруты React. Дай финальную инструкцию, как запустить приложение на Windows в VS Code с нуля.</w:t>
-      </w:r>
-    </w:p>
-    <w:p>
-      <w:r>
-        <w:pict w14:anchorId="77A6DD89">
-          <v:rect id="_x0000_i1252" style="width:0;height:1.5pt" o:hralign="center" o:hrstd="t" o:hr="t" fillcolor="#a0a0a0" stroked="f"/>
-        </w:pict>
-      </w:r>
-    </w:p>
-    <w:p>
-      <w:pPr>
-        <w:rPr>
-          <w:b/>
-          <w:bCs/>
-        </w:rPr>
-      </w:pPr>
-      <w:r>
-        <w:rPr>
-          <w:b/>
-          <w:bCs/>
-        </w:rPr>
-        <w:t>Этап 13. После готового каркаса</w:t>
-      </w:r>
-    </w:p>
-    <w:p>
-      <w:r>
-        <w:t>Когда приложение будет собрано и запускаться, тогда можно переходить к тестовым данным:</w:t>
-      </w:r>
-    </w:p>
-    <w:p>
-      <w:r>
-        <w:t>Теперь создай минимальный набор тестовых данных для проверки всех сценариев: пользователь, организатор, администратор, мероприятия с внутренней регистрацией, внешней регистрацией и без регистрации, архивное мероприятие, отзывы, рейтинги, жалобы и уведомления. Покажи seed-скрипт для PostgreSQL/Flask.</w:t>
-      </w:r>
-    </w:p>
-    <w:p>
-      <w:r>
-        <w:t>До этого этапа тестовые данные лучше не добавлять, чтобы сначала собрать чистую структуру приложения.</w:t>
+        <w:t>9. Организаторы</w:t>
+      </w:r>
+    </w:p>
+    <w:p>
+      <w:r>
+        <w:t>10. Создание мероприятий</w:t>
+      </w:r>
+    </w:p>
+    <w:p>
+      <w:r>
+        <w:t>11. Каталог и карточки</w:t>
+      </w:r>
+    </w:p>
+    <w:p>
+      <w:r>
+        <w:t>12. Избранное</w:t>
+      </w:r>
+    </w:p>
+    <w:p>
+      <w:r>
+        <w:t>13. Внутренняя регистрация</w:t>
+      </w:r>
+    </w:p>
+    <w:p>
+      <w:r>
+        <w:t>14. Внешняя регистрация</w:t>
+      </w:r>
+    </w:p>
+    <w:p>
+      <w:r>
+        <w:t>15. Мероприятия без регистрации</w:t>
+      </w:r>
+    </w:p>
+    <w:p>
+      <w:r>
+        <w:t>16. Редактирование мероприятий</w:t>
+      </w:r>
+    </w:p>
+    <w:p>
+      <w:r>
+        <w:t>17. Жалобы на карточки</w:t>
+      </w:r>
+    </w:p>
+    <w:p>
+      <w:r>
+        <w:t>18. Архив мероприятий</w:t>
+      </w:r>
+    </w:p>
+    <w:p>
+      <w:r>
+        <w:t>19. Отзывы</w:t>
+      </w:r>
+    </w:p>
+    <w:p>
+      <w:r>
+        <w:t>20. Рейтинг организатора</w:t>
+      </w:r>
+    </w:p>
+    <w:p>
+      <w:r>
+        <w:t>21. Жалобы на отзывы</w:t>
+      </w:r>
+    </w:p>
+    <w:p>
+      <w:r>
+        <w:t>22. Уведомления</w:t>
+      </w:r>
+    </w:p>
+    <w:p>
+      <w:r>
+        <w:t>23. Файлы</w:t>
+      </w:r>
+    </w:p>
+    <w:p>
+      <w:r>
+        <w:t>24. Кабинет администратора</w:t>
+      </w:r>
+    </w:p>
+    <w:p>
+      <w:r>
+        <w:t>25. Права доступа</w:t>
+      </w:r>
+    </w:p>
+    <w:p>
+      <w:r>
+        <w:t>26. Финальная верстка</w:t>
+      </w:r>
+    </w:p>
+    <w:p>
+      <w:r>
+        <w:t>27. Валидация</w:t>
+      </w:r>
+    </w:p>
+    <w:p>
+      <w:r>
+        <w:t>28. Тесты</w:t>
+      </w:r>
+    </w:p>
+    <w:p>
+      <w:r>
+        <w:t>29. README и запуск</w:t>
+      </w:r>
+    </w:p>
+    <w:p>
+      <w:r>
+        <w:t>30. Финальная ревизия</w:t>
+      </w:r>
+    </w:p>
+    <w:p>
+      <w:r>
+        <w:t>Такой порядок позволит разрабатывать систему без скачков: сначала основа, затем данные, затем роли, затем мероприятия, потом регистрации, жалобы, отзывы, рейтинги и финальная проверка.</w:t>
       </w:r>
     </w:p>
     <w:p/>
@@ -1513,6 +5477,7 @@
   <w:style w:type="character" w:default="1" w:styleId="a0">
     <w:name w:val="Default Paragraph Font"/>
     <w:uiPriority w:val="1"/>
+    <w:semiHidden/>
     <w:unhideWhenUsed/>
   </w:style>
   <w:style w:type="table" w:default="1" w:styleId="a1">
